--- a/06-学生侧材料/讲义/2026-06-23-配合物与配位化学深化.docx
+++ b/06-学生侧材料/讲义/2026-06-23-配合物与配位化学深化.docx
@@ -2,7 +2,7 @@
 <file path=word/document.xml><?xml version="1.0" encoding="utf-8"?>
 <w:document xmlns:w="http://schemas.openxmlformats.org/wordprocessingml/2006/main" xmlns:m="http://schemas.openxmlformats.org/officeDocument/2006/math" xmlns:r="http://schemas.openxmlformats.org/officeDocument/2006/relationships" xmlns:o="urn:schemas-microsoft-com:office:office" xmlns:v="urn:schemas-microsoft-com:vml" xmlns:w10="urn:schemas-microsoft-com:office:word" xmlns:a="http://schemas.openxmlformats.org/drawingml/2006/main" xmlns:pic="http://schemas.openxmlformats.org/drawingml/2006/picture" xmlns:wp="http://schemas.openxmlformats.org/drawingml/2006/wordprocessingDrawing">
   <w:body>
-    <w:bookmarkStart w:id="46" w:name="配合物与配位化学深化冲刺班"/>
+    <w:bookmarkStart w:id="49" w:name="配合物与配位化学深化冲刺班"/>
     <w:p>
       <w:pPr>
         <w:pStyle w:val="Heading1"/>
@@ -357,7 +357,7 @@
           <w:p>
             <w:pPr>
               <w:pStyle w:val="Compact"/>
-              <w:jc w:val="left"/>
+              <w:jc w:val="center"/>
             </w:pPr>
             <w:r>
               <w:rPr>
@@ -373,7 +373,7 @@
           <w:p>
             <w:pPr>
               <w:pStyle w:val="Compact"/>
-              <w:jc w:val="left"/>
+              <w:jc w:val="center"/>
             </w:pPr>
             <w:r>
               <w:rPr>
@@ -389,7 +389,7 @@
           <w:p>
             <w:pPr>
               <w:pStyle w:val="Compact"/>
-              <w:jc w:val="left"/>
+              <w:jc w:val="center"/>
             </w:pPr>
             <w:r>
               <w:rPr>
@@ -407,7 +407,7 @@
           <w:p>
             <w:pPr>
               <w:pStyle w:val="Compact"/>
-              <w:jc w:val="left"/>
+              <w:jc w:val="center"/>
             </w:pPr>
             <m:oMath>
               <m:r>
@@ -448,7 +448,7 @@
           <w:p>
             <w:pPr>
               <w:pStyle w:val="Compact"/>
-              <w:jc w:val="left"/>
+              <w:jc w:val="center"/>
             </w:pPr>
             <m:oMath>
               <m:r>
@@ -495,7 +495,7 @@
           <w:p>
             <w:pPr>
               <w:pStyle w:val="Compact"/>
-              <w:jc w:val="left"/>
+              <w:jc w:val="center"/>
             </w:pPr>
             <m:oMath>
               <m:r>
@@ -682,7 +682,7 @@
           <w:p>
             <w:pPr>
               <w:pStyle w:val="Compact"/>
-              <w:jc w:val="left"/>
+              <w:jc w:val="center"/>
             </w:pPr>
             <m:oMath>
               <m:sSup>
@@ -723,7 +723,7 @@
           <w:p>
             <w:pPr>
               <w:pStyle w:val="Compact"/>
-              <w:jc w:val="left"/>
+              <w:jc w:val="center"/>
             </w:pPr>
             <m:oMath>
               <m:r>
@@ -764,7 +764,7 @@
           <w:p>
             <w:pPr>
               <w:pStyle w:val="Compact"/>
-              <w:jc w:val="left"/>
+              <w:jc w:val="center"/>
             </w:pPr>
             <m:oMath>
               <m:r>
@@ -945,7 +945,7 @@
           <w:p>
             <w:pPr>
               <w:pStyle w:val="Compact"/>
-              <w:jc w:val="left"/>
+              <w:jc w:val="center"/>
             </w:pPr>
             <m:oMath>
               <m:r>
@@ -986,7 +986,7 @@
           <w:p>
             <w:pPr>
               <w:pStyle w:val="Compact"/>
-              <w:jc w:val="left"/>
+              <w:jc w:val="center"/>
             </w:pPr>
             <m:oMath>
               <m:r>
@@ -1033,7 +1033,7 @@
           <w:p>
             <w:pPr>
               <w:pStyle w:val="Compact"/>
-              <w:jc w:val="left"/>
+              <w:jc w:val="center"/>
             </w:pPr>
             <m:oMath>
               <m:r>
@@ -1202,7 +1202,7 @@
           <w:p>
             <w:pPr>
               <w:pStyle w:val="Compact"/>
-              <w:jc w:val="left"/>
+              <w:jc w:val="center"/>
             </w:pPr>
             <m:oMath>
               <m:r>
@@ -1231,7 +1231,7 @@
           <w:p>
             <w:pPr>
               <w:pStyle w:val="Compact"/>
-              <w:jc w:val="left"/>
+              <w:jc w:val="center"/>
             </w:pPr>
             <m:oMath>
               <m:r>
@@ -1290,7 +1290,7 @@
           <w:p>
             <w:pPr>
               <w:pStyle w:val="Compact"/>
-              <w:jc w:val="left"/>
+              <w:jc w:val="center"/>
             </w:pPr>
             <m:oMath>
               <m:r>
@@ -1369,7 +1369,7 @@
           <w:p>
             <w:pPr>
               <w:pStyle w:val="Compact"/>
-              <w:jc w:val="left"/>
+              <w:jc w:val="center"/>
             </w:pPr>
             <m:oMath>
               <m:r>
@@ -1440,7 +1440,7 @@
           <w:p>
             <w:pPr>
               <w:pStyle w:val="Compact"/>
-              <w:jc w:val="left"/>
+              <w:jc w:val="center"/>
             </w:pPr>
             <m:oMath>
               <m:r>
@@ -1541,7 +1541,7 @@
           <w:p>
             <w:pPr>
               <w:pStyle w:val="Compact"/>
-              <w:jc w:val="left"/>
+              <w:jc w:val="center"/>
             </w:pPr>
             <m:oMath>
               <m:r>
@@ -1710,7 +1710,7 @@
           <w:p>
             <w:pPr>
               <w:pStyle w:val="Compact"/>
-              <w:jc w:val="left"/>
+              <w:jc w:val="center"/>
             </w:pPr>
             <m:oMath>
               <m:r>
@@ -1751,7 +1751,7 @@
           <w:p>
             <w:pPr>
               <w:pStyle w:val="Compact"/>
-              <w:jc w:val="left"/>
+              <w:jc w:val="center"/>
             </w:pPr>
             <m:oMath>
               <m:r>
@@ -1798,7 +1798,7 @@
           <w:p>
             <w:pPr>
               <w:pStyle w:val="Compact"/>
-              <w:jc w:val="left"/>
+              <w:jc w:val="center"/>
             </w:pPr>
             <m:oMath>
               <m:r>
@@ -2050,6 +2050,14 @@
         <w:t xml:space="preserve"> </w:t>
       </w:r>
       <m:oMath>
+        <m:oMathPr>
+          <m:ctrlPr>
+            <w:rPr>
+              <w:sz w:val="28"/>
+              <w:szCs w:val="28"/>
+            </w:rPr>
+          </m:ctrlPr>
+        </m:oMathPr>
         <m:r>
           <m:rPr>
             <m:sty m:val="p"/>
@@ -3233,6 +3241,7 @@
           <w:p>
             <w:pPr>
               <w:pStyle w:val="Compact"/>
+              <w:jc w:val="center"/>
             </w:pPr>
           </w:p>
         </w:tc>
@@ -3532,6 +3541,14 @@
         <w:t xml:space="preserve"> </w:t>
       </w:r>
       <m:oMath>
+        <m:oMathPr>
+          <m:ctrlPr>
+            <w:rPr>
+              <w:sz w:val="28"/>
+              <w:szCs w:val="28"/>
+            </w:rPr>
+          </m:ctrlPr>
+        </m:oMathPr>
         <m:r>
           <m:rPr>
             <m:sty m:val="p"/>
@@ -3654,6 +3671,14 @@
         <w:t xml:space="preserve"> </w:t>
       </w:r>
       <m:oMath>
+        <m:oMathPr>
+          <m:ctrlPr>
+            <w:rPr>
+              <w:sz w:val="28"/>
+              <w:szCs w:val="28"/>
+            </w:rPr>
+          </m:ctrlPr>
+        </m:oMathPr>
         <m:r>
           <m:t>3</m:t>
         </m:r>
@@ -3839,6 +3864,14 @@
         <w:t xml:space="preserve">75，</w:t>
       </w:r>
       <m:oMath>
+        <m:oMathPr>
+          <m:ctrlPr>
+            <w:rPr>
+              <w:sz w:val="28"/>
+              <w:szCs w:val="28"/>
+            </w:rPr>
+          </m:ctrlPr>
+        </m:oMathPr>
         <m:r>
           <m:rPr>
             <m:sty m:val="p"/>
@@ -4012,6 +4045,14 @@
         <w:t xml:space="preserve"> </w:t>
       </w:r>
       <m:oMath>
+        <m:oMathPr>
+          <m:ctrlPr>
+            <w:rPr>
+              <w:sz w:val="28"/>
+              <w:szCs w:val="28"/>
+            </w:rPr>
+          </m:ctrlPr>
+        </m:oMathPr>
         <m:r>
           <m:t>3</m:t>
         </m:r>
@@ -4236,6 +4277,14 @@
         <w:t xml:space="preserve">竞赛实例——</w:t>
       </w:r>
       <m:oMath>
+        <m:oMathPr>
+          <m:ctrlPr>
+            <w:rPr>
+              <w:sz w:val="28"/>
+              <w:szCs w:val="28"/>
+            </w:rPr>
+          </m:ctrlPr>
+        </m:oMathPr>
         <m:r>
           <m:rPr>
             <m:sty m:val="p"/>
@@ -4361,7 +4410,7 @@
     </w:p>
     <w:bookmarkEnd w:id="12"/>
     <w:bookmarkEnd w:id="13"/>
-    <w:bookmarkStart w:id="17" w:name="二电子光谱深入"/>
+    <w:bookmarkStart w:id="20" w:name="二电子光谱深入"/>
     <w:p>
       <w:pPr>
         <w:pStyle w:val="Heading2"/>
@@ -4373,7 +4422,7 @@
         <w:t xml:space="preserve">二、电子光谱深入</w:t>
       </w:r>
     </w:p>
-    <w:bookmarkStart w:id="14" w:name="tanabe-sugano-图的系统应用"/>
+    <w:bookmarkStart w:id="17" w:name="tanabe-sugano-图的系统应用"/>
     <w:p>
       <w:pPr>
         <w:pStyle w:val="Heading3"/>
@@ -5366,8 +5415,250 @@
         </w:tc>
       </w:tr>
     </w:tbl>
-    <w:bookmarkEnd w:id="14"/>
-    <w:bookmarkStart w:id="15" w:name="d-d-跃迁强度选律的定量影响"/>
+    <w:p>
+      <w:pPr>
+        <w:pStyle w:val="BodyText"/>
+        <w:jc w:val="center"/>
+      </w:pPr>
+      <w:r>
+        <w:rPr>
+          <w:b w:val="0"/>
+          <w:i w:val="0"/>
+          <w:sz w:val="21"/>
+        </w:rPr>
+        <w:drawing>
+          <wp:inline>
+            <wp:extent cx="5194300" cy="7950200"/>
+            <wp:effectExtent b="0" l="0" r="0" t="0"/>
+            <wp:docPr descr="d³ 构型的 Tanabe-Sugano 图" title="" id="15" name="Picture"/>
+            <a:graphic>
+              <a:graphicData uri="http://schemas.openxmlformats.org/drawingml/2006/picture">
+                <pic:pic>
+                  <pic:nvPicPr>
+                    <pic:cNvPr descr="media/tanabe-sugano-d3-diagram.jpg" id="16" name="Picture"/>
+                    <pic:cNvPicPr>
+                      <a:picLocks noChangeArrowheads="1" noChangeAspect="1"/>
+                    </pic:cNvPicPr>
+                  </pic:nvPicPr>
+                  <pic:blipFill>
+                    <a:blip r:embed="rId14"/>
+                    <a:stretch>
+                      <a:fillRect/>
+                    </a:stretch>
+                  </pic:blipFill>
+                  <pic:spPr bwMode="auto">
+                    <a:xfrm>
+                      <a:off x="0" y="0"/>
+                      <a:ext cx="5194300" cy="7950200"/>
+                    </a:xfrm>
+                    <a:prstGeom prst="rect">
+                      <a:avLst/>
+                    </a:prstGeom>
+                    <a:noFill/>
+                    <a:ln w="9525">
+                      <a:noFill/>
+                      <a:headEnd/>
+                      <a:tailEnd/>
+                    </a:ln>
+                  </pic:spPr>
+                </pic:pic>
+              </a:graphicData>
+            </a:graphic>
+          </wp:inline>
+        </w:drawing>
+      </w:r>
+      <w:r>
+        <w:rPr>
+          <w:b w:val="0"/>
+          <w:i w:val="0"/>
+          <w:sz w:val="21"/>
+        </w:rPr>
+        <w:t xml:space="preserve"> </w:t>
+      </w:r>
+      <w:r>
+        <w:rPr>
+          <w:rFonts w:hint="eastAsia" w:eastAsia="FangSong" w:ascii="Times New Roman" w:hAnsi="Times New Roman"/>
+          <w:b w:val="0"/>
+          <w:i w:val="0"/>
+          <w:iCs/>
+          <w:sz w:val="21"/>
+        </w:rPr>
+        <w:t xml:space="preserve">图</w:t>
+      </w:r>
+      <w:r>
+        <w:rPr>
+          <w:b w:val="0"/>
+          <w:i w:val="0"/>
+          <w:iCs/>
+          <w:sz w:val="21"/>
+        </w:rPr>
+        <w:t xml:space="preserve"> d³ </w:t>
+      </w:r>
+      <w:r>
+        <w:rPr>
+          <w:rFonts w:hint="eastAsia" w:eastAsia="FangSong" w:ascii="Times New Roman" w:hAnsi="Times New Roman"/>
+          <w:b w:val="0"/>
+          <w:i w:val="0"/>
+          <w:iCs/>
+          <w:sz w:val="21"/>
+        </w:rPr>
+        <w:t xml:space="preserve">构型（Cr³⁺）的</w:t>
+      </w:r>
+      <w:r>
+        <w:rPr>
+          <w:b w:val="0"/>
+          <w:i w:val="0"/>
+          <w:iCs/>
+          <w:sz w:val="21"/>
+        </w:rPr>
+        <w:t xml:space="preserve"> Tanabe-Sugano </w:t>
+      </w:r>
+      <w:r>
+        <w:rPr>
+          <w:rFonts w:hint="eastAsia" w:eastAsia="FangSong" w:ascii="Times New Roman" w:hAnsi="Times New Roman"/>
+          <w:b w:val="0"/>
+          <w:i w:val="0"/>
+          <w:iCs/>
+          <w:sz w:val="21"/>
+        </w:rPr>
+        <w:t xml:space="preserve">图——竞赛中最常使用的</w:t>
+      </w:r>
+      <w:r>
+        <w:rPr>
+          <w:b w:val="0"/>
+          <w:i w:val="0"/>
+          <w:iCs/>
+          <w:sz w:val="21"/>
+        </w:rPr>
+        <w:t xml:space="preserve"> TS </w:t>
+      </w:r>
+      <w:r>
+        <w:rPr>
+          <w:rFonts w:hint="eastAsia" w:eastAsia="FangSong" w:ascii="Times New Roman" w:hAnsi="Times New Roman"/>
+          <w:b w:val="0"/>
+          <w:i w:val="0"/>
+          <w:iCs/>
+          <w:sz w:val="21"/>
+        </w:rPr>
+        <w:t xml:space="preserve">图，通过实测两个自旋允许跃迁的波数比</w:t>
+      </w:r>
+      <w:r>
+        <w:rPr>
+          <w:b w:val="0"/>
+          <w:i w:val="0"/>
+          <w:iCs/>
+          <w:sz w:val="21"/>
+        </w:rPr>
+        <w:t xml:space="preserve"> ν₂/ν₁ </w:t>
+      </w:r>
+      <w:r>
+        <w:rPr>
+          <w:rFonts w:hint="eastAsia" w:eastAsia="FangSong" w:ascii="Times New Roman" w:hAnsi="Times New Roman"/>
+          <w:b w:val="0"/>
+          <w:i w:val="0"/>
+          <w:iCs/>
+          <w:sz w:val="21"/>
+        </w:rPr>
+        <w:t xml:space="preserve">可在图上唯一确定</w:t>
+      </w:r>
+      <w:r>
+        <w:rPr>
+          <w:b w:val="0"/>
+          <w:i w:val="0"/>
+          <w:iCs/>
+          <w:sz w:val="21"/>
+        </w:rPr>
+        <w:t xml:space="preserve"> </w:t>
+      </w:r>
+      <w:r>
+        <w:rPr>
+          <w:rFonts w:hint="eastAsia" w:eastAsia="FangSong" w:ascii="Times New Roman" w:hAnsi="Times New Roman"/>
+          <w:b w:val="0"/>
+          <w:i w:val="0"/>
+          <w:iCs/>
+          <w:sz w:val="21"/>
+        </w:rPr>
+        <w:t xml:space="preserve">Δ_o/B，进而反推</w:t>
+      </w:r>
+      <w:r>
+        <w:rPr>
+          <w:b w:val="0"/>
+          <w:i w:val="0"/>
+          <w:iCs/>
+          <w:sz w:val="21"/>
+        </w:rPr>
+        <w:t xml:space="preserve"> Δ_o </w:t>
+      </w:r>
+      <w:r>
+        <w:rPr>
+          <w:rFonts w:hint="eastAsia" w:eastAsia="FangSong" w:ascii="Times New Roman" w:hAnsi="Times New Roman"/>
+          <w:b w:val="0"/>
+          <w:i w:val="0"/>
+          <w:iCs/>
+          <w:sz w:val="21"/>
+        </w:rPr>
+        <w:t xml:space="preserve">和</w:t>
+      </w:r>
+      <w:r>
+        <w:rPr>
+          <w:b w:val="0"/>
+          <w:i w:val="0"/>
+          <w:iCs/>
+          <w:sz w:val="21"/>
+        </w:rPr>
+        <w:t xml:space="preserve"> Racah </w:t>
+      </w:r>
+      <w:r>
+        <w:rPr>
+          <w:rFonts w:hint="eastAsia" w:eastAsia="FangSong" w:ascii="Times New Roman" w:hAnsi="Times New Roman"/>
+          <w:b w:val="0"/>
+          <w:i w:val="0"/>
+          <w:iCs/>
+          <w:sz w:val="21"/>
+        </w:rPr>
+        <w:t xml:space="preserve">参数</w:t>
+      </w:r>
+      <w:r>
+        <w:rPr>
+          <w:b w:val="0"/>
+          <w:i w:val="0"/>
+          <w:iCs/>
+          <w:sz w:val="21"/>
+        </w:rPr>
+        <w:t xml:space="preserve"> </w:t>
+      </w:r>
+      <w:r>
+        <w:rPr>
+          <w:rFonts w:hint="eastAsia" w:eastAsia="FangSong" w:ascii="Times New Roman" w:hAnsi="Times New Roman"/>
+          <w:b w:val="0"/>
+          <w:i w:val="0"/>
+          <w:iCs/>
+          <w:sz w:val="21"/>
+        </w:rPr>
+        <w:t xml:space="preserve">B（Weller《无机化学》第6版</w:t>
+      </w:r>
+      <w:r>
+        <w:rPr>
+          <w:b w:val="0"/>
+          <w:i w:val="0"/>
+          <w:iCs/>
+          <w:sz w:val="21"/>
+        </w:rPr>
+        <w:t xml:space="preserve"> </w:t>
+      </w:r>
+      <w:r>
+        <w:rPr>
+          <w:rFonts w:hint="eastAsia" w:eastAsia="FangSong" w:ascii="Times New Roman" w:hAnsi="Times New Roman"/>
+          <w:b w:val="0"/>
+          <w:i w:val="0"/>
+          <w:iCs/>
+          <w:sz w:val="21"/>
+        </w:rPr>
+        <w:t xml:space="preserve">图20.x）</w:t>
+      </w:r>
+    </w:p>
+    <w:bookmarkEnd w:id="17"/>
+    <w:bookmarkStart w:id="18" w:name="d-d-跃迁强度选律的定量影响"/>
     <w:p>
       <w:pPr>
         <w:pStyle w:val="Heading3"/>
@@ -5483,7 +5774,7 @@
           <w:p>
             <w:pPr>
               <w:pStyle w:val="Compact"/>
-              <w:jc w:val="left"/>
+              <w:jc w:val="center"/>
             </w:pPr>
             <w:r>
               <w:rPr>
@@ -5531,7 +5822,7 @@
           <w:p>
             <w:pPr>
               <w:pStyle w:val="Compact"/>
-              <w:jc w:val="left"/>
+              <w:jc w:val="center"/>
             </w:pPr>
             <m:oMath>
               <m:r>
@@ -5673,7 +5964,7 @@
           <w:p>
             <w:pPr>
               <w:pStyle w:val="Compact"/>
-              <w:jc w:val="left"/>
+              <w:jc w:val="center"/>
             </w:pPr>
             <m:oMath>
               <m:r>
@@ -5791,7 +6082,7 @@
           <w:p>
             <w:pPr>
               <w:pStyle w:val="Compact"/>
-              <w:jc w:val="left"/>
+              <w:jc w:val="center"/>
             </w:pPr>
             <m:oMath>
               <m:r>
@@ -5924,6 +6215,12 @@
       <m:oMathPara>
         <m:oMathParaPr>
           <m:jc m:val="center"/>
+          <m:ctrlPr>
+            <w:rPr>
+              <w:sz w:val="28"/>
+              <w:szCs w:val="28"/>
+            </w:rPr>
+          </m:ctrlPr>
         </m:oMathParaPr>
         <m:oMath>
           <m:r>
@@ -6353,6 +6650,14 @@
         <w:t xml:space="preserve"> </w:t>
       </w:r>
       <m:oMath>
+        <m:oMathPr>
+          <m:ctrlPr>
+            <w:rPr>
+              <w:sz w:val="28"/>
+              <w:szCs w:val="28"/>
+            </w:rPr>
+          </m:ctrlPr>
+        </m:oMathPr>
         <m:r>
           <m:rPr>
             <m:sty m:val="p"/>
@@ -6471,8 +6776,8 @@
         <w:t xml:space="preserve">四面体的简便方法之一就是看颜色深浅。</w:t>
       </w:r>
     </w:p>
-    <w:bookmarkEnd w:id="15"/>
-    <w:bookmarkStart w:id="16" w:name="电荷迁移ct光谱"/>
+    <w:bookmarkEnd w:id="18"/>
+    <w:bookmarkStart w:id="19" w:name="电荷迁移ct光谱"/>
     <w:p>
       <w:pPr>
         <w:pStyle w:val="Heading3"/>
@@ -6558,7 +6863,7 @@
           <w:p>
             <w:pPr>
               <w:pStyle w:val="Compact"/>
-              <w:jc w:val="left"/>
+              <w:jc w:val="center"/>
             </w:pPr>
             <w:r>
               <w:rPr>
@@ -6574,7 +6879,7 @@
           <w:p>
             <w:pPr>
               <w:pStyle w:val="Compact"/>
-              <w:jc w:val="left"/>
+              <w:jc w:val="center"/>
             </w:pPr>
             <w:r>
               <w:rPr>
@@ -6590,7 +6895,7 @@
           <w:p>
             <w:pPr>
               <w:pStyle w:val="Compact"/>
-              <w:jc w:val="left"/>
+              <w:jc w:val="center"/>
             </w:pPr>
             <w:r>
               <w:rPr>
@@ -6625,7 +6930,7 @@
           <w:p>
             <w:pPr>
               <w:pStyle w:val="Compact"/>
-              <w:jc w:val="left"/>
+              <w:jc w:val="center"/>
             </w:pPr>
             <w:r>
               <w:rPr>
@@ -6652,7 +6957,7 @@
           <w:p>
             <w:pPr>
               <w:pStyle w:val="Compact"/>
-              <w:jc w:val="left"/>
+              <w:jc w:val="center"/>
             </w:pPr>
             <w:r>
               <w:rPr>
@@ -6679,7 +6984,7 @@
           <w:p>
             <w:pPr>
               <w:pStyle w:val="Compact"/>
-              <w:jc w:val="left"/>
+              <w:jc w:val="center"/>
             </w:pPr>
             <m:oMath>
               <m:r>
@@ -6805,7 +7110,7 @@
           <w:p>
             <w:pPr>
               <w:pStyle w:val="Compact"/>
-              <w:jc w:val="left"/>
+              <w:jc w:val="center"/>
             </w:pPr>
             <w:r>
               <w:rPr>
@@ -6832,7 +7137,7 @@
           <w:p>
             <w:pPr>
               <w:pStyle w:val="Compact"/>
-              <w:jc w:val="left"/>
+              <w:jc w:val="center"/>
             </w:pPr>
             <w:r>
               <w:rPr>
@@ -6859,7 +7164,7 @@
           <w:p>
             <w:pPr>
               <w:pStyle w:val="Compact"/>
-              <w:jc w:val="left"/>
+              <w:jc w:val="center"/>
             </w:pPr>
             <m:oMath>
               <m:r>
@@ -6989,6 +7294,14 @@
         <w:t xml:space="preserve">：</w:t>
       </w:r>
       <m:oMath>
+        <m:oMathPr>
+          <m:ctrlPr>
+            <w:rPr>
+              <w:sz w:val="28"/>
+              <w:szCs w:val="28"/>
+            </w:rPr>
+          </m:ctrlPr>
+        </m:oMathPr>
         <m:r>
           <m:t>ε</m:t>
         </m:r>
@@ -7490,9 +7803,9 @@
         </w:pict>
       </w:r>
     </w:p>
-    <w:bookmarkEnd w:id="16"/>
-    <w:bookmarkEnd w:id="17"/>
-    <w:bookmarkStart w:id="21" w:name="三磁性与分子基磁体"/>
+    <w:bookmarkEnd w:id="19"/>
+    <w:bookmarkEnd w:id="20"/>
+    <w:bookmarkStart w:id="24" w:name="三磁性与分子基磁体"/>
     <w:p>
       <w:pPr>
         <w:pStyle w:val="Heading2"/>
@@ -7504,7 +7817,7 @@
         <w:t xml:space="preserve">三、磁性与分子基磁体</w:t>
       </w:r>
     </w:p>
-    <w:bookmarkStart w:id="18" w:name="磁耦合机制"/>
+    <w:bookmarkStart w:id="21" w:name="磁耦合机制"/>
     <w:p>
       <w:pPr>
         <w:pStyle w:val="Heading3"/>
@@ -7580,6 +7893,14 @@
         <w:t xml:space="preserve"> </w:t>
       </w:r>
       <m:oMath>
+        <m:oMathPr>
+          <m:ctrlPr>
+            <w:rPr>
+              <w:sz w:val="28"/>
+              <w:szCs w:val="28"/>
+            </w:rPr>
+          </m:ctrlPr>
+        </m:oMathPr>
         <m:acc>
           <m:accPr>
             <m:chr m:val="̂"/>
@@ -7704,7 +8025,7 @@
           <w:p>
             <w:pPr>
               <w:pStyle w:val="Compact"/>
-              <w:jc w:val="left"/>
+              <w:jc w:val="center"/>
             </w:pPr>
             <w:r>
               <w:rPr>
@@ -7736,7 +8057,7 @@
           <w:p>
             <w:pPr>
               <w:pStyle w:val="Compact"/>
-              <w:jc w:val="left"/>
+              <w:jc w:val="center"/>
             </w:pPr>
             <w:r>
               <w:rPr>
@@ -7777,7 +8098,7 @@
           <w:p>
             <w:pPr>
               <w:pStyle w:val="Compact"/>
-              <w:jc w:val="left"/>
+              <w:jc w:val="center"/>
             </w:pPr>
             <w:r>
               <w:rPr>
@@ -7818,7 +8139,7 @@
           <w:p>
             <w:pPr>
               <w:pStyle w:val="Compact"/>
-              <w:jc w:val="left"/>
+              <w:jc w:val="center"/>
             </w:pPr>
             <m:oMath>
               <m:r>
@@ -7962,7 +8283,7 @@
           <w:p>
             <w:pPr>
               <w:pStyle w:val="Compact"/>
-              <w:jc w:val="left"/>
+              <w:jc w:val="center"/>
             </w:pPr>
             <w:r>
               <w:rPr>
@@ -8003,7 +8324,7 @@
           <w:p>
             <w:pPr>
               <w:pStyle w:val="Compact"/>
-              <w:jc w:val="left"/>
+              <w:jc w:val="center"/>
             </w:pPr>
             <m:oMath>
               <m:r>
@@ -8361,8 +8682,8 @@
         <w:t xml:space="preserve">桥角有利于铁磁耦合。</w:t>
       </w:r>
     </w:p>
-    <w:bookmarkEnd w:id="18"/>
-    <w:bookmarkStart w:id="19" w:name="自旋交叉spin-crossover-sco"/>
+    <w:bookmarkEnd w:id="21"/>
+    <w:bookmarkStart w:id="22" w:name="自旋交叉spin-crossover-sco"/>
     <w:p>
       <w:pPr>
         <w:pStyle w:val="Heading3"/>
@@ -8447,6 +8768,12 @@
       <m:oMathPara>
         <m:oMathParaPr>
           <m:jc m:val="center"/>
+          <m:ctrlPr>
+            <w:rPr>
+              <w:sz w:val="28"/>
+              <w:szCs w:val="28"/>
+            </w:rPr>
+          </m:ctrlPr>
         </m:oMathParaPr>
         <m:oMath>
           <m:r>
@@ -8543,6 +8870,14 @@
         <w:t xml:space="preserve">更高的熵（</w:t>
       </w:r>
       <m:oMath>
+        <m:oMathPr>
+          <m:ctrlPr>
+            <w:rPr>
+              <w:sz w:val="28"/>
+              <w:szCs w:val="28"/>
+            </w:rPr>
+          </m:ctrlPr>
+        </m:oMathPr>
         <m:sSub>
           <m:e>
             <m:r>
@@ -8628,6 +8963,14 @@
         <w:t xml:space="preserve">更高的焓（</w:t>
       </w:r>
       <m:oMath>
+        <m:oMathPr>
+          <m:ctrlPr>
+            <w:rPr>
+              <w:sz w:val="28"/>
+              <w:szCs w:val="28"/>
+            </w:rPr>
+          </m:ctrlPr>
+        </m:oMathPr>
         <m:sSub>
           <m:e>
             <m:r>
@@ -8793,7 +9136,7 @@
           <w:p>
             <w:pPr>
               <w:pStyle w:val="Compact"/>
-              <w:jc w:val="left"/>
+              <w:jc w:val="center"/>
             </w:pPr>
             <w:r>
               <w:rPr>
@@ -8882,7 +9225,7 @@
           <w:p>
             <w:pPr>
               <w:pStyle w:val="Compact"/>
-              <w:jc w:val="left"/>
+              <w:jc w:val="center"/>
             </w:pPr>
             <m:oMath>
               <m:r>
@@ -9072,7 +9415,7 @@
           <w:p>
             <w:pPr>
               <w:pStyle w:val="Compact"/>
-              <w:jc w:val="left"/>
+              <w:jc w:val="center"/>
             </w:pPr>
             <m:oMath>
               <m:r>
@@ -9274,7 +9617,7 @@
           <w:p>
             <w:pPr>
               <w:pStyle w:val="Compact"/>
-              <w:jc w:val="left"/>
+              <w:jc w:val="center"/>
             </w:pPr>
             <m:oMath>
               <m:r>
@@ -9822,8 +10165,8 @@
         <w:t xml:space="preserve">分布）。</w:t>
       </w:r>
     </w:p>
-    <w:bookmarkEnd w:id="19"/>
-    <w:bookmarkStart w:id="20" w:name="单分子磁体single-molecule-magnets-smm"/>
+    <w:bookmarkEnd w:id="22"/>
+    <w:bookmarkStart w:id="23" w:name="单分子磁体single-molecule-magnets-smm"/>
     <w:p>
       <w:pPr>
         <w:pStyle w:val="Heading3"/>
@@ -10040,6 +10383,14 @@
         <w:t xml:space="preserve"> SMM——</w:t>
       </w:r>
       <m:oMath>
+        <m:oMathPr>
+          <m:ctrlPr>
+            <w:rPr>
+              <w:sz w:val="28"/>
+              <w:szCs w:val="28"/>
+            </w:rPr>
+          </m:ctrlPr>
+        </m:oMathPr>
         <m:r>
           <m:rPr>
             <m:sty m:val="p"/>
@@ -10508,6 +10859,14 @@
         <w:t xml:space="preserve"> </w:t>
       </w:r>
       <m:oMath>
+        <m:oMathPr>
+          <m:ctrlPr>
+            <w:rPr>
+              <w:sz w:val="28"/>
+              <w:szCs w:val="28"/>
+            </w:rPr>
+          </m:ctrlPr>
+        </m:oMathPr>
         <m:sSub>
           <m:e>
             <m:r>
@@ -10664,6 +11023,12 @@
       <m:oMathPara>
         <m:oMathParaPr>
           <m:jc m:val="center"/>
+          <m:ctrlPr>
+            <w:rPr>
+              <w:sz w:val="28"/>
+              <w:szCs w:val="28"/>
+            </w:rPr>
+          </m:ctrlPr>
         </m:oMathParaPr>
         <m:oMath>
           <m:sSub>
@@ -10917,6 +11282,14 @@
         </w:numPr>
       </w:pPr>
       <m:oMath>
+        <m:oMathPr>
+          <m:ctrlPr>
+            <w:rPr>
+              <w:sz w:val="28"/>
+              <w:szCs w:val="28"/>
+            </w:rPr>
+          </m:ctrlPr>
+        </m:oMathPr>
         <m:sSub>
           <m:e>
             <m:r>
@@ -11000,6 +11373,14 @@
         </w:numPr>
       </w:pPr>
       <m:oMath>
+        <m:oMathPr>
+          <m:ctrlPr>
+            <w:rPr>
+              <w:sz w:val="28"/>
+              <w:szCs w:val="28"/>
+            </w:rPr>
+          </m:ctrlPr>
+        </m:oMathPr>
         <m:sSub>
           <m:e>
             <m:r>
@@ -11220,9 +11601,9 @@
         </w:pict>
       </w:r>
     </w:p>
-    <w:bookmarkEnd w:id="20"/>
-    <w:bookmarkEnd w:id="21"/>
-    <w:bookmarkStart w:id="25" w:name="四配合物在分析与催化中的应用"/>
+    <w:bookmarkEnd w:id="23"/>
+    <w:bookmarkEnd w:id="24"/>
+    <w:bookmarkStart w:id="28" w:name="四配合物在分析与催化中的应用"/>
     <w:p>
       <w:pPr>
         <w:pStyle w:val="Heading2"/>
@@ -11234,7 +11615,7 @@
         <w:t xml:space="preserve">四、配合物在分析与催化中的应用</w:t>
       </w:r>
     </w:p>
-    <w:bookmarkStart w:id="22" w:name="萃取与光度分析"/>
+    <w:bookmarkStart w:id="25" w:name="萃取与光度分析"/>
     <w:p>
       <w:pPr>
         <w:pStyle w:val="Heading3"/>
@@ -11502,6 +11883,14 @@
         <w:t xml:space="preserve"> </w:t>
       </w:r>
       <m:oMath>
+        <m:oMathPr>
+          <m:ctrlPr>
+            <w:rPr>
+              <w:sz w:val="28"/>
+              <w:szCs w:val="28"/>
+            </w:rPr>
+          </m:ctrlPr>
+        </m:oMathPr>
         <m:r>
           <m:rPr>
             <m:sty m:val="p"/>
@@ -11864,8 +12253,8 @@
         <w:t xml:space="preserve">）</w:t>
       </w:r>
     </w:p>
-    <w:bookmarkEnd w:id="22"/>
-    <w:bookmarkStart w:id="23" w:name="反式效应的合成应用"/>
+    <w:bookmarkEnd w:id="25"/>
+    <w:bookmarkStart w:id="26" w:name="反式效应的合成应用"/>
     <w:p>
       <w:pPr>
         <w:pStyle w:val="Heading3"/>
@@ -11933,6 +12322,12 @@
       <m:oMathPara>
         <m:oMathParaPr>
           <m:jc m:val="center"/>
+          <m:ctrlPr>
+            <w:rPr>
+              <w:sz w:val="28"/>
+              <w:szCs w:val="28"/>
+            </w:rPr>
+          </m:ctrlPr>
         </m:oMathParaPr>
         <m:oMath>
           <m:r>
@@ -12451,6 +12846,14 @@
         <w:t xml:space="preserve"> </w:t>
       </w:r>
       <m:oMath>
+        <m:oMathPr>
+          <m:ctrlPr>
+            <w:rPr>
+              <w:sz w:val="28"/>
+              <w:szCs w:val="28"/>
+            </w:rPr>
+          </m:ctrlPr>
+        </m:oMathPr>
         <m:r>
           <m:rPr>
             <m:sty m:val="p"/>
@@ -12531,6 +12934,14 @@
         <w:t xml:space="preserve"> </w:t>
       </w:r>
       <m:oMath>
+        <m:oMathPr>
+          <m:ctrlPr>
+            <w:rPr>
+              <w:sz w:val="28"/>
+              <w:szCs w:val="28"/>
+            </w:rPr>
+          </m:ctrlPr>
+        </m:oMathPr>
         <m:r>
           <m:rPr>
             <m:sty m:val="p"/>
@@ -12992,6 +13403,14 @@
         <w:t xml:space="preserve">第一步：</w:t>
       </w:r>
       <m:oMath>
+        <m:oMathPr>
+          <m:ctrlPr>
+            <w:rPr>
+              <w:sz w:val="28"/>
+              <w:szCs w:val="28"/>
+            </w:rPr>
+          </m:ctrlPr>
+        </m:oMathPr>
         <m:r>
           <m:rPr>
             <m:sty m:val="p"/>
@@ -13404,8 +13823,8 @@
         <w:t xml:space="preserve">两者都强。</w:t>
       </w:r>
     </w:p>
-    <w:bookmarkEnd w:id="23"/>
-    <w:bookmarkStart w:id="24" w:name="不对称催化配合物"/>
+    <w:bookmarkEnd w:id="26"/>
+    <w:bookmarkStart w:id="27" w:name="不对称催化配合物"/>
     <w:p>
       <w:pPr>
         <w:pStyle w:val="Heading3"/>
@@ -13500,6 +13919,14 @@
         <w:t xml:space="preserve">催化剂：</w:t>
       </w:r>
       <m:oMath>
+        <m:oMathPr>
+          <m:ctrlPr>
+            <w:rPr>
+              <w:sz w:val="28"/>
+              <w:szCs w:val="28"/>
+            </w:rPr>
+          </m:ctrlPr>
+        </m:oMathPr>
         <m:r>
           <m:rPr>
             <m:sty m:val="p"/>
@@ -13991,9 +14418,9 @@
         </w:pict>
       </w:r>
     </w:p>
-    <w:bookmarkEnd w:id="24"/>
-    <w:bookmarkEnd w:id="25"/>
-    <w:bookmarkStart w:id="28" w:name="五配合物催化循环推理"/>
+    <w:bookmarkEnd w:id="27"/>
+    <w:bookmarkEnd w:id="28"/>
+    <w:bookmarkStart w:id="31" w:name="五配合物催化循环推理"/>
     <w:p>
       <w:pPr>
         <w:pStyle w:val="Heading2"/>
@@ -14005,7 +14432,7 @@
         <w:t xml:space="preserve">五、配合物催化循环推理</w:t>
       </w:r>
     </w:p>
-    <w:bookmarkStart w:id="26" w:name="基元步骤分类"/>
+    <w:bookmarkStart w:id="29" w:name="基元步骤分类"/>
     <w:p>
       <w:pPr>
         <w:pStyle w:val="Heading3"/>
@@ -14510,8 +14937,8 @@
         </w:tc>
       </w:tr>
     </w:tbl>
-    <w:bookmarkEnd w:id="26"/>
-    <w:bookmarkStart w:id="27" w:name="wilkinson-催化加氢循环"/>
+    <w:bookmarkEnd w:id="29"/>
+    <w:bookmarkStart w:id="30" w:name="wilkinson-催化加氢循环"/>
     <w:p>
       <w:pPr>
         <w:pStyle w:val="Heading3"/>
@@ -14545,6 +14972,14 @@
         <w:t xml:space="preserve">：</w:t>
       </w:r>
       <m:oMath>
+        <m:oMathPr>
+          <m:ctrlPr>
+            <w:rPr>
+              <w:sz w:val="28"/>
+              <w:szCs w:val="28"/>
+            </w:rPr>
+          </m:ctrlPr>
+        </m:oMathPr>
         <m:r>
           <m:rPr>
             <m:sty m:val="p"/>
@@ -15124,9 +15559,9 @@
         </w:pict>
       </w:r>
     </w:p>
-    <w:bookmarkEnd w:id="27"/>
-    <w:bookmarkEnd w:id="28"/>
-    <w:bookmarkStart w:id="35" w:name="六典型例题"/>
+    <w:bookmarkEnd w:id="30"/>
+    <w:bookmarkEnd w:id="31"/>
+    <w:bookmarkStart w:id="38" w:name="六典型例题"/>
     <w:p>
       <w:pPr>
         <w:pStyle w:val="Heading2"/>
@@ -15138,7 +15573,7 @@
         <w:t xml:space="preserve">六、典型例题</w:t>
       </w:r>
     </w:p>
-    <w:bookmarkStart w:id="29" w:name="例-1-多核配合物-磁耦合"/>
+    <w:bookmarkStart w:id="32" w:name="例-1-多核配合物-磁耦合"/>
     <w:p>
       <w:pPr>
         <w:pStyle w:val="Heading3"/>
@@ -15193,6 +15628,14 @@
         <w:t xml:space="preserve"> </w:t>
       </w:r>
       <m:oMath>
+        <m:oMathPr>
+          <m:ctrlPr>
+            <w:rPr>
+              <w:sz w:val="28"/>
+              <w:szCs w:val="28"/>
+            </w:rPr>
+          </m:ctrlPr>
+        </m:oMathPr>
         <m:r>
           <m:rPr>
             <m:sty m:val="p"/>
@@ -15402,6 +15845,14 @@
         <w:t xml:space="preserve"> </w:t>
       </w:r>
       <m:oMath>
+        <m:oMathPr>
+          <m:ctrlPr>
+            <w:rPr>
+              <w:sz w:val="28"/>
+              <w:szCs w:val="28"/>
+            </w:rPr>
+          </m:ctrlPr>
+        </m:oMathPr>
         <m:sSub>
           <m:e>
             <m:r>
@@ -15628,6 +16079,14 @@
         <w:t xml:space="preserve"> </w:t>
       </w:r>
       <m:oMath>
+        <m:oMathPr>
+          <m:ctrlPr>
+            <w:rPr>
+              <w:sz w:val="28"/>
+              <w:szCs w:val="28"/>
+            </w:rPr>
+          </m:ctrlPr>
+        </m:oMathPr>
         <m:r>
           <m:rPr>
             <m:sty m:val="p"/>
@@ -15817,6 +16276,14 @@
         <w:t xml:space="preserve">：</w:t>
       </w:r>
       <m:oMath>
+        <m:oMathPr>
+          <m:ctrlPr>
+            <w:rPr>
+              <w:sz w:val="28"/>
+              <w:szCs w:val="28"/>
+            </w:rPr>
+          </m:ctrlPr>
+        </m:oMathPr>
         <m:r>
           <m:t>2</m:t>
         </m:r>
@@ -16051,6 +16518,14 @@
         <w:t xml:space="preserve">，</w:t>
       </w:r>
       <m:oMath>
+        <m:oMathPr>
+          <m:ctrlPr>
+            <w:rPr>
+              <w:sz w:val="28"/>
+              <w:szCs w:val="28"/>
+            </w:rPr>
+          </m:ctrlPr>
+        </m:oMathPr>
         <m:sSub>
           <m:e>
             <m:r>
@@ -16165,6 +16640,14 @@
         <w:pStyle w:val="BodyText"/>
       </w:pPr>
       <m:oMath>
+        <m:oMathPr>
+          <m:ctrlPr>
+            <w:rPr>
+              <w:sz w:val="28"/>
+              <w:szCs w:val="28"/>
+            </w:rPr>
+          </m:ctrlPr>
+        </m:oMathPr>
         <m:sSub>
           <m:e>
             <m:r>
@@ -16324,6 +16807,14 @@
         <w:t xml:space="preserve"> </w:t>
       </w:r>
       <m:oMath>
+        <m:oMathPr>
+          <m:ctrlPr>
+            <w:rPr>
+              <w:sz w:val="28"/>
+              <w:szCs w:val="28"/>
+            </w:rPr>
+          </m:ctrlPr>
+        </m:oMathPr>
         <m:sSub>
           <m:e>
             <m:r>
@@ -16381,6 +16872,14 @@
         <w:t xml:space="preserve"> </w:t>
       </w:r>
       <m:oMath>
+        <m:oMathPr>
+          <m:ctrlPr>
+            <w:rPr>
+              <w:sz w:val="28"/>
+              <w:szCs w:val="28"/>
+            </w:rPr>
+          </m:ctrlPr>
+        </m:oMathPr>
         <m:r>
           <m:t>μ</m:t>
         </m:r>
@@ -16453,6 +16952,14 @@
         <w:pStyle w:val="FirstParagraph"/>
       </w:pPr>
       <m:oMath>
+        <m:oMathPr>
+          <m:ctrlPr>
+            <w:rPr>
+              <w:sz w:val="28"/>
+              <w:szCs w:val="28"/>
+            </w:rPr>
+          </m:ctrlPr>
+        </m:oMathPr>
         <m:r>
           <m:t>3.46</m:t>
         </m:r>
@@ -16666,8 +17173,8 @@
         </w:pict>
       </w:r>
     </w:p>
-    <w:bookmarkEnd w:id="29"/>
-    <w:bookmarkStart w:id="30" w:name="例-2-tanabe-sugano-图-光谱计算"/>
+    <w:bookmarkEnd w:id="32"/>
+    <w:bookmarkStart w:id="33" w:name="例-2-tanabe-sugano-图-光谱计算"/>
     <w:p>
       <w:pPr>
         <w:pStyle w:val="Heading3"/>
@@ -16719,6 +17226,14 @@
         <w:t xml:space="preserve">：</w:t>
       </w:r>
       <m:oMath>
+        <m:oMathPr>
+          <m:ctrlPr>
+            <w:rPr>
+              <w:sz w:val="28"/>
+              <w:szCs w:val="28"/>
+            </w:rPr>
+          </m:ctrlPr>
+        </m:oMathPr>
         <m:r>
           <m:rPr>
             <m:sty m:val="p"/>
@@ -16826,6 +17341,14 @@
         <w:t xml:space="preserve">光谱显示三个吸收峰：</w:t>
       </w:r>
       <m:oMath>
+        <m:oMathPr>
+          <m:ctrlPr>
+            <w:rPr>
+              <w:sz w:val="28"/>
+              <w:szCs w:val="28"/>
+            </w:rPr>
+          </m:ctrlPr>
+        </m:oMathPr>
         <m:sSub>
           <m:e>
             <m:r>
@@ -16888,6 +17411,14 @@
         <w:t xml:space="preserve">，</w:t>
       </w:r>
       <m:oMath>
+        <m:oMathPr>
+          <m:ctrlPr>
+            <w:rPr>
+              <w:sz w:val="28"/>
+              <w:szCs w:val="28"/>
+            </w:rPr>
+          </m:ctrlPr>
+        </m:oMathPr>
         <m:sSub>
           <m:e>
             <m:r>
@@ -16950,6 +17481,14 @@
         <w:t xml:space="preserve">，</w:t>
       </w:r>
       <m:oMath>
+        <m:oMathPr>
+          <m:ctrlPr>
+            <w:rPr>
+              <w:sz w:val="28"/>
+              <w:szCs w:val="28"/>
+            </w:rPr>
+          </m:ctrlPr>
+        </m:oMathPr>
         <m:sSub>
           <m:e>
             <m:r>
@@ -17024,6 +17563,14 @@
         <w:t xml:space="preserve"> </w:t>
       </w:r>
       <m:oMath>
+        <m:oMathPr>
+          <m:ctrlPr>
+            <w:rPr>
+              <w:sz w:val="28"/>
+              <w:szCs w:val="28"/>
+            </w:rPr>
+          </m:ctrlPr>
+        </m:oMathPr>
         <m:sSub>
           <m:e>
             <m:r>
@@ -17072,6 +17619,58 @@
           <w:rFonts w:hint="eastAsia" w:eastAsia="SimSun" w:ascii="Times New Roman" w:hAnsi="Times New Roman"/>
         </w:rPr>
         <w:t xml:space="preserve">对应</w:t>
+      </w:r>
+      <w:r>
+        <w:t xml:space="preserve"> </w:t>
+      </w:r>
+      <m:oMath>
+        <m:oMathPr>
+          <m:ctrlPr>
+            <w:rPr>
+              <w:sz w:val="28"/>
+              <w:szCs w:val="28"/>
+            </w:rPr>
+          </m:ctrlPr>
+        </m:oMathPr>
+        <m:sSub>
+          <m:e>
+            <m:r>
+              <m:rPr>
+                <m:sty m:val="p"/>
+              </m:rPr>
+              <m:t>Δ</m:t>
+            </m:r>
+          </m:e>
+          <m:sub>
+            <m:r>
+              <m:t>o</m:t>
+            </m:r>
+          </m:sub>
+        </m:sSub>
+        <m:r>
+          <m:rPr>
+            <m:sty m:val="p"/>
+          </m:rPr>
+          <m:t>/</m:t>
+        </m:r>
+        <m:r>
+          <m:t>B</m:t>
+        </m:r>
+        <m:r>
+          <m:rPr>
+            <m:sty m:val="p"/>
+          </m:rPr>
+          <m:t>=</m:t>
+        </m:r>
+        <m:r>
+          <m:t>8.9</m:t>
+        </m:r>
+      </m:oMath>
+      <w:r>
+        <w:rPr>
+          <w:rFonts w:hint="eastAsia" w:eastAsia="SimSun" w:ascii="Times New Roman" w:hAnsi="Times New Roman"/>
+        </w:rPr>
+        <w:t xml:space="preserve">，且该</w:t>
       </w:r>
       <w:r>
         <w:t xml:space="preserve"> </w:t>
@@ -17101,64 +17700,28 @@
         <m:r>
           <m:t>B</m:t>
         </m:r>
-        <m:r>
-          <m:rPr>
-            <m:sty m:val="p"/>
-          </m:rPr>
-          <m:t>=</m:t>
-        </m:r>
-        <m:r>
-          <m:t>8.9</m:t>
-        </m:r>
       </m:oMath>
       <w:r>
-        <w:rPr>
-          <w:rFonts w:hint="eastAsia" w:eastAsia="SimSun" w:ascii="Times New Roman" w:hAnsi="Times New Roman"/>
-        </w:rPr>
-        <w:t xml:space="preserve">，且该</w:t>
+        <w:t xml:space="preserve"> </w:t>
+      </w:r>
+      <w:r>
+        <w:rPr>
+          <w:rFonts w:hint="eastAsia" w:eastAsia="SimSun" w:ascii="Times New Roman" w:hAnsi="Times New Roman"/>
+        </w:rPr>
+        <w:t xml:space="preserve">下</w:t>
       </w:r>
       <w:r>
         <w:t xml:space="preserve"> </w:t>
       </w:r>
       <m:oMath>
-        <m:sSub>
-          <m:e>
-            <m:r>
-              <m:rPr>
-                <m:sty m:val="p"/>
-              </m:rPr>
-              <m:t>Δ</m:t>
-            </m:r>
-          </m:e>
-          <m:sub>
-            <m:r>
-              <m:t>o</m:t>
-            </m:r>
-          </m:sub>
-        </m:sSub>
-        <m:r>
-          <m:rPr>
-            <m:sty m:val="p"/>
-          </m:rPr>
-          <m:t>/</m:t>
-        </m:r>
-        <m:r>
-          <m:t>B</m:t>
-        </m:r>
-      </m:oMath>
-      <w:r>
-        <w:t xml:space="preserve"> </w:t>
-      </w:r>
-      <w:r>
-        <w:rPr>
-          <w:rFonts w:hint="eastAsia" w:eastAsia="SimSun" w:ascii="Times New Roman" w:hAnsi="Times New Roman"/>
-        </w:rPr>
-        <w:t xml:space="preserve">下</w:t>
-      </w:r>
-      <w:r>
-        <w:t xml:space="preserve"> </w:t>
-      </w:r>
-      <m:oMath>
+        <m:oMathPr>
+          <m:ctrlPr>
+            <w:rPr>
+              <w:sz w:val="28"/>
+              <w:szCs w:val="28"/>
+            </w:rPr>
+          </m:ctrlPr>
+        </m:oMathPr>
         <m:sSub>
           <m:e>
             <m:r>
@@ -17339,6 +17902,14 @@
         <w:t xml:space="preserve"> </w:t>
       </w:r>
       <m:oMath>
+        <m:oMathPr>
+          <m:ctrlPr>
+            <w:rPr>
+              <w:sz w:val="28"/>
+              <w:szCs w:val="28"/>
+            </w:rPr>
+          </m:ctrlPr>
+        </m:oMathPr>
         <m:sSub>
           <m:e>
             <m:r>
@@ -17445,6 +18016,14 @@
         <w:t xml:space="preserve"> </w:t>
       </w:r>
       <m:oMath>
+        <m:oMathPr>
+          <m:ctrlPr>
+            <w:rPr>
+              <w:sz w:val="28"/>
+              <w:szCs w:val="28"/>
+            </w:rPr>
+          </m:ctrlPr>
+        </m:oMathPr>
         <m:r>
           <m:rPr>
             <m:sty m:val="p"/>
@@ -17592,6 +18171,14 @@
         </w:numPr>
       </w:pPr>
       <m:oMath>
+        <m:oMathPr>
+          <m:ctrlPr>
+            <w:rPr>
+              <w:sz w:val="28"/>
+              <w:szCs w:val="28"/>
+            </w:rPr>
+          </m:ctrlPr>
+        </m:oMathPr>
         <m:sSub>
           <m:e>
             <m:r>
@@ -17731,6 +18318,14 @@
         <w:pStyle w:val="FirstParagraph"/>
       </w:pPr>
       <m:oMath>
+        <m:oMathPr>
+          <m:ctrlPr>
+            <w:rPr>
+              <w:sz w:val="28"/>
+              <w:szCs w:val="28"/>
+            </w:rPr>
+          </m:ctrlPr>
+        </m:oMathPr>
         <m:sSub>
           <m:e>
             <m:r>
@@ -17862,6 +18457,14 @@
         </w:numPr>
       </w:pPr>
       <m:oMath>
+        <m:oMathPr>
+          <m:ctrlPr>
+            <w:rPr>
+              <w:sz w:val="28"/>
+              <w:szCs w:val="28"/>
+            </w:rPr>
+          </m:ctrlPr>
+        </m:oMathPr>
         <m:r>
           <m:t>β</m:t>
         </m:r>
@@ -17964,6 +18567,14 @@
         <w:t xml:space="preserve">电子离域（电子云扩张效应），共价性比自由离子大。</w:t>
       </w:r>
       <m:oMath>
+        <m:oMathPr>
+          <m:ctrlPr>
+            <w:rPr>
+              <w:sz w:val="28"/>
+              <w:szCs w:val="28"/>
+            </w:rPr>
+          </m:ctrlPr>
+        </m:oMathPr>
         <m:r>
           <m:t>β</m:t>
         </m:r>
@@ -18020,6 +18631,14 @@
         <w:t xml:space="preserve"> </w:t>
       </w:r>
       <m:oMath>
+        <m:oMathPr>
+          <m:ctrlPr>
+            <w:rPr>
+              <w:sz w:val="28"/>
+              <w:szCs w:val="28"/>
+            </w:rPr>
+          </m:ctrlPr>
+        </m:oMathPr>
         <m:sSub>
           <m:e>
             <m:r>
@@ -18186,6 +18805,14 @@
         <w:t xml:space="preserve"> </w:t>
       </w:r>
       <m:oMath>
+        <m:oMathPr>
+          <m:ctrlPr>
+            <w:rPr>
+              <w:sz w:val="28"/>
+              <w:szCs w:val="28"/>
+            </w:rPr>
+          </m:ctrlPr>
+        </m:oMathPr>
         <m:r>
           <m:t>1.25</m:t>
         </m:r>
@@ -18209,6 +18836,14 @@
         <w:pStyle w:val="FirstParagraph"/>
       </w:pPr>
       <m:oMath>
+        <m:oMathPr>
+          <m:ctrlPr>
+            <w:rPr>
+              <w:sz w:val="28"/>
+              <w:szCs w:val="28"/>
+            </w:rPr>
+          </m:ctrlPr>
+        </m:oMathPr>
         <m:sSub>
           <m:e>
             <m:r>
@@ -18389,6 +19024,14 @@
         <w:t xml:space="preserve"> </w:t>
       </w:r>
       <m:oMath>
+        <m:oMathPr>
+          <m:ctrlPr>
+            <w:rPr>
+              <w:sz w:val="28"/>
+              <w:szCs w:val="28"/>
+            </w:rPr>
+          </m:ctrlPr>
+        </m:oMathPr>
         <m:sSubSup>
           <m:e>
             <m:r>
@@ -18480,6 +19123,14 @@
         <w:t xml:space="preserve"> </w:t>
       </w:r>
       <m:oMath>
+        <m:oMathPr>
+          <m:ctrlPr>
+            <w:rPr>
+              <w:sz w:val="28"/>
+              <w:szCs w:val="28"/>
+            </w:rPr>
+          </m:ctrlPr>
+        </m:oMathPr>
         <m:sSubSup>
           <m:e>
             <m:r>
@@ -18571,6 +19222,14 @@
         <w:t xml:space="preserve"> </w:t>
       </w:r>
       <m:oMath>
+        <m:oMathPr>
+          <m:ctrlPr>
+            <w:rPr>
+              <w:sz w:val="28"/>
+              <w:szCs w:val="28"/>
+            </w:rPr>
+          </m:ctrlPr>
+        </m:oMathPr>
         <m:sSubSup>
           <m:e>
             <m:r>
@@ -18675,6 +19334,14 @@
         <w:t xml:space="preserve"> </w:t>
       </w:r>
       <m:oMath>
+        <m:oMathPr>
+          <m:ctrlPr>
+            <w:rPr>
+              <w:sz w:val="28"/>
+              <w:szCs w:val="28"/>
+            </w:rPr>
+          </m:ctrlPr>
+        </m:oMathPr>
         <m:r>
           <m:t>B</m:t>
         </m:r>
@@ -18728,6 +19395,14 @@
         <w:t xml:space="preserve">，</w:t>
       </w:r>
       <m:oMath>
+        <m:oMathPr>
+          <m:ctrlPr>
+            <w:rPr>
+              <w:sz w:val="28"/>
+              <w:szCs w:val="28"/>
+            </w:rPr>
+          </m:ctrlPr>
+        </m:oMathPr>
         <m:sSub>
           <m:e>
             <m:r>
@@ -18796,6 +19471,14 @@
         <w:t xml:space="preserve"> </w:t>
       </w:r>
       <m:oMath>
+        <m:oMathPr>
+          <m:ctrlPr>
+            <w:rPr>
+              <w:sz w:val="28"/>
+              <w:szCs w:val="28"/>
+            </w:rPr>
+          </m:ctrlPr>
+        </m:oMathPr>
         <m:r>
           <m:t>β</m:t>
         </m:r>
@@ -18828,6 +19511,14 @@
         <w:t xml:space="preserve"> </w:t>
       </w:r>
       <m:oMath>
+        <m:oMathPr>
+          <m:ctrlPr>
+            <w:rPr>
+              <w:sz w:val="28"/>
+              <w:szCs w:val="28"/>
+            </w:rPr>
+          </m:ctrlPr>
+        </m:oMathPr>
         <m:sSub>
           <m:e>
             <m:r>
@@ -18857,6 +19548,14 @@
         <w:t xml:space="preserve">，</w:t>
       </w:r>
       <m:oMath>
+        <m:oMathPr>
+          <m:ctrlPr>
+            <w:rPr>
+              <w:sz w:val="28"/>
+              <w:szCs w:val="28"/>
+            </w:rPr>
+          </m:ctrlPr>
+        </m:oMathPr>
         <m:sSub>
           <m:e>
             <m:r>
@@ -18886,6 +19585,14 @@
         <w:t xml:space="preserve">，</w:t>
       </w:r>
       <m:oMath>
+        <m:oMathPr>
+          <m:ctrlPr>
+            <w:rPr>
+              <w:sz w:val="28"/>
+              <w:szCs w:val="28"/>
+            </w:rPr>
+          </m:ctrlPr>
+        </m:oMathPr>
         <m:sSub>
           <m:e>
             <m:r>
@@ -18952,8 +19659,8 @@
         </w:pict>
       </w:r>
     </w:p>
-    <w:bookmarkEnd w:id="30"/>
-    <w:bookmarkStart w:id="31" w:name="例-3-反式效应-合成路线设计"/>
+    <w:bookmarkEnd w:id="33"/>
+    <w:bookmarkStart w:id="34" w:name="例-3-反式效应-合成路线设计"/>
     <w:p>
       <w:pPr>
         <w:pStyle w:val="Heading3"/>
@@ -19008,6 +19715,14 @@
         <w:t xml:space="preserve"> </w:t>
       </w:r>
       <m:oMath>
+        <m:oMathPr>
+          <m:ctrlPr>
+            <w:rPr>
+              <w:sz w:val="28"/>
+              <w:szCs w:val="28"/>
+            </w:rPr>
+          </m:ctrlPr>
+        </m:oMathPr>
         <m:r>
           <m:rPr>
             <m:sty m:val="p"/>
@@ -19088,6 +19803,14 @@
         <w:t xml:space="preserve"> </w:t>
       </w:r>
       <m:oMath>
+        <m:oMathPr>
+          <m:ctrlPr>
+            <w:rPr>
+              <w:sz w:val="28"/>
+              <w:szCs w:val="28"/>
+            </w:rPr>
+          </m:ctrlPr>
+        </m:oMathPr>
         <m:r>
           <m:rPr>
             <m:sty m:val="p"/>
@@ -19252,6 +19975,14 @@
         <w:t xml:space="preserve">为平面正方形，反式效应序列：</w:t>
       </w:r>
       <m:oMath>
+        <m:oMathPr>
+          <m:ctrlPr>
+            <w:rPr>
+              <w:sz w:val="28"/>
+              <w:szCs w:val="28"/>
+            </w:rPr>
+          </m:ctrlPr>
+        </m:oMathPr>
         <m:r>
           <m:rPr>
             <m:sty m:val="p"/>
@@ -19379,6 +20110,14 @@
         <w:t xml:space="preserve">反式效应序列：</w:t>
       </w:r>
       <m:oMath>
+        <m:oMathPr>
+          <m:ctrlPr>
+            <w:rPr>
+              <w:sz w:val="28"/>
+              <w:szCs w:val="28"/>
+            </w:rPr>
+          </m:ctrlPr>
+        </m:oMathPr>
         <m:r>
           <m:rPr>
             <m:sty m:val="p"/>
@@ -19606,6 +20345,14 @@
         <w:t xml:space="preserve">目标产物：</w:t>
       </w:r>
       <m:oMath>
+        <m:oMathPr>
+          <m:ctrlPr>
+            <w:rPr>
+              <w:sz w:val="28"/>
+              <w:szCs w:val="28"/>
+            </w:rPr>
+          </m:ctrlPr>
+        </m:oMathPr>
         <m:r>
           <m:rPr>
             <m:sty m:val="p"/>
@@ -23019,8 +23766,8 @@
         </w:pict>
       </w:r>
     </w:p>
-    <w:bookmarkEnd w:id="31"/>
-    <w:bookmarkStart w:id="32" w:name="例-4-sco-磁性分析"/>
+    <w:bookmarkEnd w:id="34"/>
+    <w:bookmarkStart w:id="35" w:name="例-4-sco-磁性分析"/>
     <w:p>
       <w:pPr>
         <w:pStyle w:val="Heading3"/>
@@ -23110,6 +23857,14 @@
         <w:t xml:space="preserve"> </w:t>
       </w:r>
       <m:oMath>
+        <m:oMathPr>
+          <m:ctrlPr>
+            <w:rPr>
+              <w:sz w:val="28"/>
+              <w:szCs w:val="28"/>
+            </w:rPr>
+          </m:ctrlPr>
+        </m:oMathPr>
         <m:r>
           <m:rPr>
             <m:sty m:val="p"/>
@@ -23795,6 +24550,14 @@
         <w:t xml:space="preserve">：</w:t>
       </w:r>
       <m:oMath>
+        <m:oMathPr>
+          <m:ctrlPr>
+            <w:rPr>
+              <w:sz w:val="28"/>
+              <w:szCs w:val="28"/>
+            </w:rPr>
+          </m:ctrlPr>
+        </m:oMathPr>
         <m:sSub>
           <m:e>
             <m:r>
@@ -23914,6 +24677,14 @@
         <w:t xml:space="preserve">，</w:t>
       </w:r>
       <m:oMath>
+        <m:oMathPr>
+          <m:ctrlPr>
+            <w:rPr>
+              <w:sz w:val="28"/>
+              <w:szCs w:val="28"/>
+            </w:rPr>
+          </m:ctrlPr>
+        </m:oMathPr>
         <m:sSub>
           <m:e>
             <m:r>
@@ -23989,6 +24760,14 @@
         <w:t xml:space="preserve">：</w:t>
       </w:r>
       <m:oMath>
+        <m:oMathPr>
+          <m:ctrlPr>
+            <w:rPr>
+              <w:sz w:val="28"/>
+              <w:szCs w:val="28"/>
+            </w:rPr>
+          </m:ctrlPr>
+        </m:oMathPr>
         <m:sSub>
           <m:e>
             <m:r>
@@ -24218,6 +24997,14 @@
         <w:t xml:space="preserve"> </w:t>
       </w:r>
       <m:oMath>
+        <m:oMathPr>
+          <m:ctrlPr>
+            <w:rPr>
+              <w:sz w:val="28"/>
+              <w:szCs w:val="28"/>
+            </w:rPr>
+          </m:ctrlPr>
+        </m:oMathPr>
         <m:sSub>
           <m:e>
             <m:r>
@@ -24303,6 +25090,14 @@
         <w:t xml:space="preserve">查表：</w:t>
       </w:r>
       <m:oMath>
+        <m:oMathPr>
+          <m:ctrlPr>
+            <w:rPr>
+              <w:sz w:val="28"/>
+              <w:szCs w:val="28"/>
+            </w:rPr>
+          </m:ctrlPr>
+        </m:oMathPr>
         <m:r>
           <m:t>μ</m:t>
         </m:r>
@@ -24350,6 +25145,14 @@
         <w:t xml:space="preserve">（线性插值：</w:t>
       </w:r>
       <m:oMath>
+        <m:oMathPr>
+          <m:ctrlPr>
+            <w:rPr>
+              <w:sz w:val="28"/>
+              <w:szCs w:val="28"/>
+            </w:rPr>
+          </m:ctrlPr>
+        </m:oMathPr>
         <m:r>
           <m:t>2.60</m:t>
         </m:r>
@@ -24406,6 +25209,14 @@
         <w:t xml:space="preserve"> </w:t>
       </w:r>
       <m:oMath>
+        <m:oMathPr>
+          <m:ctrlPr>
+            <w:rPr>
+              <w:sz w:val="28"/>
+              <w:szCs w:val="28"/>
+            </w:rPr>
+          </m:ctrlPr>
+        </m:oMathPr>
         <m:sSub>
           <m:e>
             <m:r>
@@ -24619,6 +25430,14 @@
         <w:t xml:space="preserve"> </w:t>
       </w:r>
       <m:oMath>
+        <m:oMathPr>
+          <m:ctrlPr>
+            <w:rPr>
+              <w:sz w:val="28"/>
+              <w:szCs w:val="28"/>
+            </w:rPr>
+          </m:ctrlPr>
+        </m:oMathPr>
         <m:sSub>
           <m:e>
             <m:r>
@@ -24766,8 +25585,8 @@
         </w:pict>
       </w:r>
     </w:p>
-    <w:bookmarkEnd w:id="32"/>
-    <w:bookmarkStart w:id="33" w:name="例-5-催化循环分析"/>
+    <w:bookmarkEnd w:id="35"/>
+    <w:bookmarkStart w:id="36" w:name="例-5-催化循环分析"/>
     <w:p>
       <w:pPr>
         <w:pStyle w:val="Heading3"/>
@@ -24810,6 +25629,14 @@
         <w:t xml:space="preserve">：</w:t>
       </w:r>
       <m:oMath>
+        <m:oMathPr>
+          <m:ctrlPr>
+            <w:rPr>
+              <w:sz w:val="28"/>
+              <w:szCs w:val="28"/>
+            </w:rPr>
+          </m:ctrlPr>
+        </m:oMathPr>
         <m:r>
           <m:rPr>
             <m:sty m:val="p"/>
@@ -24973,6 +25800,14 @@
         <w:t xml:space="preserve"> </w:t>
       </w:r>
       <m:oMath>
+        <m:oMathPr>
+          <m:ctrlPr>
+            <w:rPr>
+              <w:sz w:val="28"/>
+              <w:szCs w:val="28"/>
+            </w:rPr>
+          </m:ctrlPr>
+        </m:oMathPr>
         <m:r>
           <m:rPr>
             <m:sty m:val="p"/>
@@ -25295,6 +26130,14 @@
         </w:numPr>
       </w:pPr>
       <m:oMath>
+        <m:oMathPr>
+          <m:ctrlPr>
+            <w:rPr>
+              <w:sz w:val="28"/>
+              <w:szCs w:val="28"/>
+            </w:rPr>
+          </m:ctrlPr>
+        </m:oMathPr>
         <m:r>
           <m:rPr>
             <m:sty m:val="p"/>
@@ -25432,6 +26275,14 @@
         <w:t xml:space="preserve">9，</w:t>
       </w:r>
       <m:oMath>
+        <m:oMathPr>
+          <m:ctrlPr>
+            <w:rPr>
+              <w:sz w:val="28"/>
+              <w:szCs w:val="28"/>
+            </w:rPr>
+          </m:ctrlPr>
+        </m:oMathPr>
         <m:r>
           <m:rPr>
             <m:sty m:val="p"/>
@@ -25569,6 +26420,14 @@
         <w:t xml:space="preserve"> </w:t>
       </w:r>
       <m:oMath>
+        <m:oMathPr>
+          <m:ctrlPr>
+            <w:rPr>
+              <w:sz w:val="28"/>
+              <w:szCs w:val="28"/>
+            </w:rPr>
+          </m:ctrlPr>
+        </m:oMathPr>
         <m:r>
           <m:t>x</m:t>
         </m:r>
@@ -25726,6 +26585,14 @@
         <w:pStyle w:val="FirstParagraph"/>
       </w:pPr>
       <m:oMath>
+        <m:oMathPr>
+          <m:ctrlPr>
+            <w:rPr>
+              <w:sz w:val="28"/>
+              <w:szCs w:val="28"/>
+            </w:rPr>
+          </m:ctrlPr>
+        </m:oMathPr>
         <m:r>
           <m:rPr>
             <m:sty m:val="p"/>
@@ -25968,6 +26835,14 @@
         <w:t xml:space="preserve">氧化态：</w:t>
       </w:r>
       <m:oMath>
+        <m:oMathPr>
+          <m:ctrlPr>
+            <w:rPr>
+              <w:sz w:val="28"/>
+              <w:szCs w:val="28"/>
+            </w:rPr>
+          </m:ctrlPr>
+        </m:oMathPr>
         <m:r>
           <m:t>x</m:t>
         </m:r>
@@ -26380,6 +27255,14 @@
         <w:pStyle w:val="FirstParagraph"/>
       </w:pPr>
       <m:oMath>
+        <m:oMathPr>
+          <m:ctrlPr>
+            <w:rPr>
+              <w:sz w:val="28"/>
+              <w:szCs w:val="28"/>
+            </w:rPr>
+          </m:ctrlPr>
+        </m:oMathPr>
         <m:r>
           <m:rPr>
             <m:sty m:val="p"/>
@@ -26651,6 +27534,14 @@
         <w:t xml:space="preserve">正确的加氢产物：</w:t>
       </w:r>
       <m:oMath>
+        <m:oMathPr>
+          <m:ctrlPr>
+            <w:rPr>
+              <w:sz w:val="28"/>
+              <w:szCs w:val="28"/>
+            </w:rPr>
+          </m:ctrlPr>
+        </m:oMathPr>
         <m:r>
           <m:rPr>
             <m:sty m:val="p"/>
@@ -26999,6 +27890,14 @@
         <w:t xml:space="preserve">氧化态：</w:t>
       </w:r>
       <m:oMath>
+        <m:oMathPr>
+          <m:ctrlPr>
+            <w:rPr>
+              <w:sz w:val="28"/>
+              <w:szCs w:val="28"/>
+            </w:rPr>
+          </m:ctrlPr>
+        </m:oMathPr>
         <m:r>
           <m:rPr>
             <m:sty m:val="p"/>
@@ -27258,6 +28157,14 @@
         <w:t xml:space="preserve"> </w:t>
       </w:r>
       <m:oMath>
+        <m:oMathPr>
+          <m:ctrlPr>
+            <w:rPr>
+              <w:sz w:val="28"/>
+              <w:szCs w:val="28"/>
+            </w:rPr>
+          </m:ctrlPr>
+        </m:oMathPr>
         <m:r>
           <m:rPr>
             <m:sty m:val="p"/>
@@ -27446,8 +28353,8 @@
         </w:pict>
       </w:r>
     </w:p>
-    <w:bookmarkEnd w:id="33"/>
-    <w:bookmarkStart w:id="34" w:name="例-6-综合推断光谱磁性结构"/>
+    <w:bookmarkEnd w:id="36"/>
+    <w:bookmarkStart w:id="37" w:name="例-6-综合推断光谱磁性结构"/>
     <w:p>
       <w:pPr>
         <w:pStyle w:val="Heading3"/>
@@ -27493,6 +28400,14 @@
         <w:t xml:space="preserve"> </w:t>
       </w:r>
       <m:oMath>
+        <m:oMathPr>
+          <m:ctrlPr>
+            <w:rPr>
+              <w:sz w:val="28"/>
+              <w:szCs w:val="28"/>
+            </w:rPr>
+          </m:ctrlPr>
+        </m:oMathPr>
         <m:r>
           <m:rPr>
             <m:sty m:val="p"/>
@@ -27766,6 +28681,14 @@
         <w:t xml:space="preserve"> </w:t>
       </w:r>
       <m:oMath>
+        <m:oMathPr>
+          <m:ctrlPr>
+            <w:rPr>
+              <w:sz w:val="28"/>
+              <w:szCs w:val="28"/>
+            </w:rPr>
+          </m:ctrlPr>
+        </m:oMathPr>
         <m:r>
           <m:t>λ</m:t>
         </m:r>
@@ -28164,6 +29087,14 @@
         <w:t xml:space="preserve">：</w:t>
       </w:r>
       <m:oMath>
+        <m:oMathPr>
+          <m:ctrlPr>
+            <w:rPr>
+              <w:sz w:val="28"/>
+              <w:szCs w:val="28"/>
+            </w:rPr>
+          </m:ctrlPr>
+        </m:oMathPr>
         <m:r>
           <m:t>x</m:t>
         </m:r>
@@ -28261,6 +29192,14 @@
         <w:t xml:space="preserve"> </w:t>
       </w:r>
       <m:oMath>
+        <m:oMathPr>
+          <m:ctrlPr>
+            <w:rPr>
+              <w:sz w:val="28"/>
+              <w:szCs w:val="28"/>
+            </w:rPr>
+          </m:ctrlPr>
+        </m:oMathPr>
         <m:r>
           <m:rPr>
             <m:sty m:val="p"/>
@@ -28401,6 +29340,14 @@
         <w:t xml:space="preserve">：</w:t>
       </w:r>
       <m:oMath>
+        <m:oMathPr>
+          <m:ctrlPr>
+            <w:rPr>
+              <w:sz w:val="28"/>
+              <w:szCs w:val="28"/>
+            </w:rPr>
+          </m:ctrlPr>
+        </m:oMathPr>
         <m:r>
           <m:rPr>
             <m:sty m:val="p"/>
@@ -28505,6 +29452,14 @@
         <w:t xml:space="preserve"> </w:t>
       </w:r>
       <m:oMath>
+        <m:oMathPr>
+          <m:ctrlPr>
+            <w:rPr>
+              <w:sz w:val="28"/>
+              <w:szCs w:val="28"/>
+            </w:rPr>
+          </m:ctrlPr>
+        </m:oMathPr>
         <m:r>
           <m:rPr>
             <m:sty m:val="p"/>
@@ -28633,6 +29588,14 @@
         <w:t xml:space="preserve">：</w:t>
       </w:r>
       <m:oMath>
+        <m:oMathPr>
+          <m:ctrlPr>
+            <w:rPr>
+              <w:sz w:val="28"/>
+              <w:szCs w:val="28"/>
+            </w:rPr>
+          </m:ctrlPr>
+        </m:oMathPr>
         <m:r>
           <m:rPr>
             <m:sty m:val="p"/>
@@ -28900,6 +29863,14 @@
         <w:t xml:space="preserve"> </w:t>
       </w:r>
       <m:oMath>
+        <m:oMathPr>
+          <m:ctrlPr>
+            <w:rPr>
+              <w:sz w:val="28"/>
+              <w:szCs w:val="28"/>
+            </w:rPr>
+          </m:ctrlPr>
+        </m:oMathPr>
         <m:r>
           <m:rPr>
             <m:sty m:val="p"/>
@@ -29107,6 +30078,14 @@
         <w:t xml:space="preserve"> </w:t>
       </w:r>
       <m:oMath>
+        <m:oMathPr>
+          <m:ctrlPr>
+            <w:rPr>
+              <w:sz w:val="28"/>
+              <w:szCs w:val="28"/>
+            </w:rPr>
+          </m:ctrlPr>
+        </m:oMathPr>
         <m:r>
           <m:rPr>
             <m:sty m:val="p"/>
@@ -29247,6 +30226,14 @@
         <w:t xml:space="preserve"> </w:t>
       </w:r>
       <m:oMath>
+        <m:oMathPr>
+          <m:ctrlPr>
+            <w:rPr>
+              <w:sz w:val="28"/>
+              <w:szCs w:val="28"/>
+            </w:rPr>
+          </m:ctrlPr>
+        </m:oMathPr>
         <m:r>
           <m:rPr>
             <m:sty m:val="p"/>
@@ -29521,6 +30508,14 @@
         <w:t xml:space="preserve"> </w:t>
       </w:r>
       <m:oMath>
+        <m:oMathPr>
+          <m:ctrlPr>
+            <w:rPr>
+              <w:sz w:val="28"/>
+              <w:szCs w:val="28"/>
+            </w:rPr>
+          </m:ctrlPr>
+        </m:oMathPr>
         <m:r>
           <m:rPr>
             <m:sty m:val="p"/>
@@ -29652,6 +30647,14 @@
         <w:t xml:space="preserve"> </w:t>
       </w:r>
       <m:oMath>
+        <m:oMathPr>
+          <m:ctrlPr>
+            <w:rPr>
+              <w:sz w:val="28"/>
+              <w:szCs w:val="28"/>
+            </w:rPr>
+          </m:ctrlPr>
+        </m:oMathPr>
         <m:r>
           <m:rPr>
             <m:sty m:val="p"/>
@@ -29843,6 +30846,14 @@
         <w:t xml:space="preserve"> </w:t>
       </w:r>
       <m:oMath>
+        <m:oMathPr>
+          <m:ctrlPr>
+            <w:rPr>
+              <w:sz w:val="28"/>
+              <w:szCs w:val="28"/>
+            </w:rPr>
+          </m:ctrlPr>
+        </m:oMathPr>
         <m:r>
           <m:rPr>
             <m:sty m:val="p"/>
@@ -30022,6 +31033,14 @@
         </w:numPr>
       </w:pPr>
       <m:oMath>
+        <m:oMathPr>
+          <m:ctrlPr>
+            <w:rPr>
+              <w:sz w:val="28"/>
+              <w:szCs w:val="28"/>
+            </w:rPr>
+          </m:ctrlPr>
+        </m:oMathPr>
         <m:r>
           <m:t>λ</m:t>
         </m:r>
@@ -30094,6 +31113,14 @@
         <w:pStyle w:val="FirstParagraph"/>
       </w:pPr>
       <m:oMath>
+        <m:oMathPr>
+          <m:ctrlPr>
+            <w:rPr>
+              <w:sz w:val="28"/>
+              <w:szCs w:val="28"/>
+            </w:rPr>
+          </m:ctrlPr>
+        </m:oMathPr>
         <m:sSub>
           <m:e>
             <m:r>
@@ -30152,6 +31179,14 @@
         <w:pStyle w:val="BodyText"/>
       </w:pPr>
       <m:oMath>
+        <m:oMathPr>
+          <m:ctrlPr>
+            <w:rPr>
+              <w:sz w:val="28"/>
+              <w:szCs w:val="28"/>
+            </w:rPr>
+          </m:ctrlPr>
+        </m:oMathPr>
         <m:sSub>
           <m:e>
             <m:r>
@@ -30428,6 +31463,14 @@
         <w:t xml:space="preserve">：</w:t>
       </w:r>
       <m:oMath>
+        <m:oMathPr>
+          <m:ctrlPr>
+            <w:rPr>
+              <w:sz w:val="28"/>
+              <w:szCs w:val="28"/>
+            </w:rPr>
+          </m:ctrlPr>
+        </m:oMathPr>
         <m:sSub>
           <m:e>
             <m:r>
@@ -30635,6 +31678,14 @@
         <w:t xml:space="preserve"> </w:t>
       </w:r>
       <m:oMath>
+        <m:oMathPr>
+          <m:ctrlPr>
+            <w:rPr>
+              <w:sz w:val="28"/>
+              <w:szCs w:val="28"/>
+            </w:rPr>
+          </m:ctrlPr>
+        </m:oMathPr>
         <m:r>
           <m:rPr>
             <m:sty m:val="p"/>
@@ -30763,6 +31814,14 @@
         <w:t xml:space="preserve"> </w:t>
       </w:r>
       <m:oMath>
+        <m:oMathPr>
+          <m:ctrlPr>
+            <w:rPr>
+              <w:sz w:val="28"/>
+              <w:szCs w:val="28"/>
+            </w:rPr>
+          </m:ctrlPr>
+        </m:oMathPr>
         <m:sSub>
           <m:e>
             <m:r>
@@ -30832,9 +31891,9 @@
         </w:pict>
       </w:r>
     </w:p>
-    <w:bookmarkEnd w:id="34"/>
-    <w:bookmarkEnd w:id="35"/>
-    <w:bookmarkStart w:id="36" w:name="七常见误区"/>
+    <w:bookmarkEnd w:id="37"/>
+    <w:bookmarkEnd w:id="38"/>
+    <w:bookmarkStart w:id="39" w:name="七常见误区"/>
     <w:p>
       <w:pPr>
         <w:pStyle w:val="Heading2"/>
@@ -30866,7 +31925,7 @@
           <w:p>
             <w:pPr>
               <w:pStyle w:val="Compact"/>
-              <w:jc w:val="left"/>
+              <w:jc w:val="center"/>
             </w:pPr>
             <w:r>
               <w:rPr>
@@ -30882,7 +31941,7 @@
           <w:p>
             <w:pPr>
               <w:pStyle w:val="Compact"/>
-              <w:jc w:val="left"/>
+              <w:jc w:val="center"/>
             </w:pPr>
             <w:r>
               <w:rPr>
@@ -30900,7 +31959,7 @@
           <w:p>
             <w:pPr>
               <w:pStyle w:val="Compact"/>
-              <w:jc w:val="left"/>
+              <w:jc w:val="center"/>
             </w:pPr>
             <w:r>
               <w:rPr>
@@ -30937,7 +31996,7 @@
           <w:p>
             <w:pPr>
               <w:pStyle w:val="Compact"/>
-              <w:jc w:val="left"/>
+              <w:jc w:val="center"/>
             </w:pPr>
             <w:r>
               <w:rPr>
@@ -30978,7 +32037,7 @@
           <w:p>
             <w:pPr>
               <w:pStyle w:val="Compact"/>
-              <w:jc w:val="left"/>
+              <w:jc w:val="center"/>
             </w:pPr>
             <w:r>
               <w:rPr>
@@ -31027,7 +32086,7 @@
           <w:p>
             <w:pPr>
               <w:pStyle w:val="Compact"/>
-              <w:jc w:val="left"/>
+              <w:jc w:val="center"/>
             </w:pPr>
             <w:r>
               <w:rPr>
@@ -31162,7 +32221,7 @@
           <w:p>
             <w:pPr>
               <w:pStyle w:val="Compact"/>
-              <w:jc w:val="left"/>
+              <w:jc w:val="center"/>
             </w:pPr>
             <w:r>
               <w:rPr>
@@ -31223,7 +32282,7 @@
           <w:p>
             <w:pPr>
               <w:pStyle w:val="Compact"/>
-              <w:jc w:val="left"/>
+              <w:jc w:val="center"/>
             </w:pPr>
             <w:r>
               <w:rPr>
@@ -31252,7 +32311,7 @@
           <w:p>
             <w:pPr>
               <w:pStyle w:val="Compact"/>
-              <w:jc w:val="left"/>
+              <w:jc w:val="center"/>
             </w:pPr>
             <w:r>
               <w:rPr>
@@ -31289,7 +32348,7 @@
           <w:p>
             <w:pPr>
               <w:pStyle w:val="Compact"/>
-              <w:jc w:val="left"/>
+              <w:jc w:val="center"/>
             </w:pPr>
             <w:r>
               <w:rPr>
@@ -31353,7 +32412,7 @@
           <w:p>
             <w:pPr>
               <w:pStyle w:val="Compact"/>
-              <w:jc w:val="left"/>
+              <w:jc w:val="center"/>
             </w:pPr>
             <w:r>
               <w:rPr>
@@ -31390,7 +32449,7 @@
           <w:p>
             <w:pPr>
               <w:pStyle w:val="Compact"/>
-              <w:jc w:val="left"/>
+              <w:jc w:val="center"/>
             </w:pPr>
             <w:r>
               <w:rPr>
@@ -31431,7 +32490,7 @@
           <w:p>
             <w:pPr>
               <w:pStyle w:val="Compact"/>
-              <w:jc w:val="left"/>
+              <w:jc w:val="center"/>
             </w:pPr>
             <w:r>
               <w:rPr>
@@ -31474,7 +32533,7 @@
           <w:p>
             <w:pPr>
               <w:pStyle w:val="Compact"/>
-              <w:jc w:val="left"/>
+              <w:jc w:val="center"/>
             </w:pPr>
             <w:r>
               <w:rPr>
@@ -31545,7 +32604,7 @@
           <w:p>
             <w:pPr>
               <w:pStyle w:val="Compact"/>
-              <w:jc w:val="left"/>
+              <w:jc w:val="center"/>
             </w:pPr>
             <w:r>
               <w:rPr>
@@ -31612,7 +32671,7 @@
           <w:p>
             <w:pPr>
               <w:pStyle w:val="Compact"/>
-              <w:jc w:val="left"/>
+              <w:jc w:val="center"/>
             </w:pPr>
             <w:r>
               <w:rPr>
@@ -31801,8 +32860,8 @@
         </w:pict>
       </w:r>
     </w:p>
-    <w:bookmarkEnd w:id="36"/>
-    <w:bookmarkStart w:id="39" w:name="八方法总结"/>
+    <w:bookmarkEnd w:id="39"/>
+    <w:bookmarkStart w:id="42" w:name="八方法总结"/>
     <w:p>
       <w:pPr>
         <w:pStyle w:val="Heading2"/>
@@ -31814,7 +32873,7 @@
         <w:t xml:space="preserve">八、方法总结</w:t>
       </w:r>
     </w:p>
-    <w:bookmarkStart w:id="37" w:name="配合物综合推断五步法"/>
+    <w:bookmarkStart w:id="40" w:name="配合物综合推断五步法"/>
     <w:p>
       <w:pPr>
         <w:pStyle w:val="Heading3"/>
@@ -32005,8 +33064,8 @@
         <w:t xml:space="preserve">共价性评估</w:t>
       </w:r>
     </w:p>
-    <w:bookmarkEnd w:id="37"/>
-    <w:bookmarkStart w:id="38" w:name="反式效应合成应用流程"/>
+    <w:bookmarkEnd w:id="40"/>
+    <w:bookmarkStart w:id="41" w:name="反式效应合成应用流程"/>
     <w:p>
       <w:pPr>
         <w:pStyle w:val="Heading3"/>
@@ -32139,9 +33198,9 @@
         </w:pict>
       </w:r>
     </w:p>
-    <w:bookmarkEnd w:id="38"/>
-    <w:bookmarkEnd w:id="39"/>
-    <w:bookmarkStart w:id="40" w:name="九速查卡"/>
+    <w:bookmarkEnd w:id="41"/>
+    <w:bookmarkEnd w:id="42"/>
+    <w:bookmarkStart w:id="43" w:name="九速查卡"/>
     <w:p>
       <w:pPr>
         <w:pStyle w:val="Heading2"/>
@@ -32174,7 +33233,7 @@
           <w:p>
             <w:pPr>
               <w:pStyle w:val="Compact"/>
-              <w:jc w:val="left"/>
+              <w:jc w:val="center"/>
             </w:pPr>
             <w:r>
               <w:rPr>
@@ -32190,7 +33249,7 @@
           <w:p>
             <w:pPr>
               <w:pStyle w:val="Compact"/>
-              <w:jc w:val="left"/>
+              <w:jc w:val="center"/>
             </w:pPr>
             <w:r>
               <w:rPr>
@@ -32206,7 +33265,7 @@
           <w:p>
             <w:pPr>
               <w:pStyle w:val="Compact"/>
-              <w:jc w:val="left"/>
+              <w:jc w:val="center"/>
             </w:pPr>
             <w:r>
               <w:rPr>
@@ -32224,7 +33283,7 @@
           <w:p>
             <w:pPr>
               <w:pStyle w:val="Compact"/>
-              <w:jc w:val="left"/>
+              <w:jc w:val="center"/>
             </w:pPr>
             <w:r>
               <w:rPr>
@@ -32241,7 +33300,7 @@
           <w:p>
             <w:pPr>
               <w:pStyle w:val="Compact"/>
-              <w:jc w:val="left"/>
+              <w:jc w:val="center"/>
             </w:pPr>
             <w:r>
               <w:rPr>
@@ -32268,7 +33327,7 @@
           <w:p>
             <w:pPr>
               <w:pStyle w:val="Compact"/>
-              <w:jc w:val="left"/>
+              <w:jc w:val="center"/>
             </w:pPr>
             <w:r>
               <w:rPr>
@@ -32297,7 +33356,7 @@
           <w:p>
             <w:pPr>
               <w:pStyle w:val="Compact"/>
-              <w:jc w:val="left"/>
+              <w:jc w:val="center"/>
             </w:pPr>
             <w:r>
               <w:rPr>
@@ -32314,7 +33373,7 @@
           <w:p>
             <w:pPr>
               <w:pStyle w:val="Compact"/>
-              <w:jc w:val="left"/>
+              <w:jc w:val="center"/>
             </w:pPr>
             <w:r>
               <w:rPr>
@@ -32335,7 +33394,7 @@
           <w:p>
             <w:pPr>
               <w:pStyle w:val="Compact"/>
-              <w:jc w:val="left"/>
+              <w:jc w:val="center"/>
             </w:pPr>
             <w:r>
               <w:rPr>
@@ -32370,7 +33429,7 @@
           <w:p>
             <w:pPr>
               <w:pStyle w:val="Compact"/>
-              <w:jc w:val="left"/>
+              <w:jc w:val="center"/>
             </w:pPr>
             <w:r>
               <w:rPr>
@@ -32395,7 +33454,7 @@
           <w:p>
             <w:pPr>
               <w:pStyle w:val="Compact"/>
-              <w:jc w:val="left"/>
+              <w:jc w:val="center"/>
             </w:pPr>
             <w:r>
               <w:rPr>
@@ -32467,7 +33526,7 @@
           <w:p>
             <w:pPr>
               <w:pStyle w:val="Compact"/>
-              <w:jc w:val="left"/>
+              <w:jc w:val="center"/>
             </w:pPr>
             <w:r>
               <w:rPr>
@@ -32502,7 +33561,7 @@
           <w:p>
             <w:pPr>
               <w:pStyle w:val="Compact"/>
-              <w:jc w:val="left"/>
+              <w:jc w:val="center"/>
             </w:pPr>
             <w:r>
               <w:rPr>
@@ -32527,7 +33586,7 @@
           <w:p>
             <w:pPr>
               <w:pStyle w:val="Compact"/>
-              <w:jc w:val="left"/>
+              <w:jc w:val="center"/>
             </w:pPr>
             <w:r>
               <w:rPr>
@@ -32554,7 +33613,7 @@
           <w:p>
             <w:pPr>
               <w:pStyle w:val="Compact"/>
-              <w:jc w:val="left"/>
+              <w:jc w:val="center"/>
             </w:pPr>
             <m:oMath>
               <m:r>
@@ -32620,7 +33679,7 @@
           <w:p>
             <w:pPr>
               <w:pStyle w:val="Compact"/>
-              <w:jc w:val="left"/>
+              <w:jc w:val="center"/>
             </w:pPr>
             <w:r>
               <w:rPr>
@@ -32637,7 +33696,7 @@
           <w:p>
             <w:pPr>
               <w:pStyle w:val="Compact"/>
-              <w:jc w:val="left"/>
+              <w:jc w:val="center"/>
             </w:pPr>
             <m:oMath>
               <m:acc>
@@ -32714,7 +33773,7 @@
           <w:p>
             <w:pPr>
               <w:pStyle w:val="Compact"/>
-              <w:jc w:val="left"/>
+              <w:jc w:val="center"/>
             </w:pPr>
             <m:oMath>
               <m:r>
@@ -32777,7 +33836,7 @@
           <w:p>
             <w:pPr>
               <w:pStyle w:val="Compact"/>
-              <w:jc w:val="left"/>
+              <w:jc w:val="center"/>
             </w:pPr>
             <w:r>
               <w:rPr>
@@ -32794,7 +33853,7 @@
           <w:p>
             <w:pPr>
               <w:pStyle w:val="Compact"/>
-              <w:jc w:val="left"/>
+              <w:jc w:val="center"/>
             </w:pPr>
             <w:r>
               <w:rPr>
@@ -32844,7 +33903,7 @@
           <w:p>
             <w:pPr>
               <w:pStyle w:val="Compact"/>
-              <w:jc w:val="left"/>
+              <w:jc w:val="center"/>
             </w:pPr>
             <w:r>
               <w:rPr>
@@ -32873,7 +33932,7 @@
           <w:p>
             <w:pPr>
               <w:pStyle w:val="Compact"/>
-              <w:jc w:val="left"/>
+              <w:jc w:val="center"/>
             </w:pPr>
             <w:r>
               <w:rPr>
@@ -32890,7 +33949,7 @@
           <w:p>
             <w:pPr>
               <w:pStyle w:val="Compact"/>
-              <w:jc w:val="left"/>
+              <w:jc w:val="center"/>
             </w:pPr>
             <w:r>
               <w:rPr>
@@ -32929,7 +33988,7 @@
           <w:p>
             <w:pPr>
               <w:pStyle w:val="Compact"/>
-              <w:jc w:val="left"/>
+              <w:jc w:val="center"/>
             </w:pPr>
             <w:r>
               <w:rPr>
@@ -32952,7 +34011,7 @@
           <w:p>
             <w:pPr>
               <w:pStyle w:val="Compact"/>
-              <w:jc w:val="left"/>
+              <w:jc w:val="center"/>
             </w:pPr>
             <w:r>
               <w:rPr>
@@ -32969,7 +34028,7 @@
           <w:p>
             <w:pPr>
               <w:pStyle w:val="Compact"/>
-              <w:jc w:val="left"/>
+              <w:jc w:val="center"/>
             </w:pPr>
             <w:r>
               <w:rPr>
@@ -32984,7 +34043,7 @@
           <w:p>
             <w:pPr>
               <w:pStyle w:val="Compact"/>
-              <w:jc w:val="left"/>
+              <w:jc w:val="center"/>
             </w:pPr>
             <w:r>
               <w:rPr>
@@ -33001,7 +34060,7 @@
           <w:p>
             <w:pPr>
               <w:pStyle w:val="Compact"/>
-              <w:jc w:val="left"/>
+              <w:jc w:val="center"/>
             </w:pPr>
             <w:r>
               <w:rPr>
@@ -33018,7 +34077,7 @@
           <w:p>
             <w:pPr>
               <w:pStyle w:val="Compact"/>
-              <w:jc w:val="left"/>
+              <w:jc w:val="center"/>
             </w:pPr>
             <w:r>
               <w:rPr>
@@ -33051,7 +34110,7 @@
           <w:p>
             <w:pPr>
               <w:pStyle w:val="Compact"/>
-              <w:jc w:val="left"/>
+              <w:jc w:val="center"/>
             </w:pPr>
             <w:r>
               <w:rPr>
@@ -33074,7 +34133,7 @@
           <w:p>
             <w:pPr>
               <w:pStyle w:val="Compact"/>
-              <w:jc w:val="left"/>
+              <w:jc w:val="center"/>
             </w:pPr>
             <w:r>
               <w:rPr>
@@ -33091,7 +34150,7 @@
           <w:p>
             <w:pPr>
               <w:pStyle w:val="Compact"/>
-              <w:jc w:val="left"/>
+              <w:jc w:val="center"/>
             </w:pPr>
             <w:r>
               <w:rPr>
@@ -33124,7 +34183,7 @@
           <w:p>
             <w:pPr>
               <w:pStyle w:val="Compact"/>
-              <w:jc w:val="left"/>
+              <w:jc w:val="center"/>
             </w:pPr>
             <w:r>
               <w:rPr>
@@ -33141,7 +34200,7 @@
           <w:p>
             <w:pPr>
               <w:pStyle w:val="Compact"/>
-              <w:jc w:val="left"/>
+              <w:jc w:val="center"/>
             </w:pPr>
             <w:r>
               <w:rPr>
@@ -33166,7 +34225,7 @@
           <w:p>
             <w:pPr>
               <w:pStyle w:val="Compact"/>
-              <w:jc w:val="left"/>
+              <w:jc w:val="center"/>
             </w:pPr>
             <w:r>
               <w:rPr>
@@ -33187,7 +34246,7 @@
           <w:p>
             <w:pPr>
               <w:pStyle w:val="Compact"/>
-              <w:jc w:val="left"/>
+              <w:jc w:val="center"/>
             </w:pPr>
             <w:r>
               <w:rPr>
@@ -33206,8 +34265,8 @@
         </w:pict>
       </w:r>
     </w:p>
-    <w:bookmarkEnd w:id="40"/>
-    <w:bookmarkStart w:id="44" w:name="十练习题"/>
+    <w:bookmarkEnd w:id="43"/>
+    <w:bookmarkStart w:id="47" w:name="十练习题"/>
     <w:p>
       <w:pPr>
         <w:pStyle w:val="Heading2"/>
@@ -33219,7 +34278,7 @@
         <w:t xml:space="preserve">十、练习题</w:t>
       </w:r>
     </w:p>
-    <w:bookmarkStart w:id="41" w:name="基础巩固"/>
+    <w:bookmarkStart w:id="44" w:name="基础巩固"/>
     <w:p>
       <w:pPr>
         <w:pStyle w:val="Heading3"/>
@@ -33242,6 +34301,14 @@
         </w:numPr>
       </w:pPr>
       <m:oMath>
+        <m:oMathPr>
+          <m:ctrlPr>
+            <w:rPr>
+              <w:sz w:val="28"/>
+              <w:szCs w:val="28"/>
+            </w:rPr>
+          </m:ctrlPr>
+        </m:oMathPr>
         <m:r>
           <m:rPr>
             <m:sty m:val="p"/>
@@ -33334,6 +34401,14 @@
         <w:t xml:space="preserve"> </w:t>
       </w:r>
       <m:oMath>
+        <m:oMathPr>
+          <m:ctrlPr>
+            <w:rPr>
+              <w:sz w:val="28"/>
+              <w:szCs w:val="28"/>
+            </w:rPr>
+          </m:ctrlPr>
+        </m:oMathPr>
         <m:r>
           <m:rPr>
             <m:sty m:val="p"/>
@@ -33496,6 +34571,14 @@
         <w:t xml:space="preserve"> </w:t>
       </w:r>
       <m:oMath>
+        <m:oMathPr>
+          <m:ctrlPr>
+            <w:rPr>
+              <w:sz w:val="28"/>
+              <w:szCs w:val="28"/>
+            </w:rPr>
+          </m:ctrlPr>
+        </m:oMathPr>
         <m:r>
           <m:rPr>
             <m:sty m:val="p"/>
@@ -33638,6 +34721,14 @@
         </w:numPr>
       </w:pPr>
       <m:oMath>
+        <m:oMathPr>
+          <m:ctrlPr>
+            <w:rPr>
+              <w:sz w:val="28"/>
+              <w:szCs w:val="28"/>
+            </w:rPr>
+          </m:ctrlPr>
+        </m:oMathPr>
         <m:r>
           <m:rPr>
             <m:sty m:val="p"/>
@@ -33869,8 +34960,8 @@
         <w:t xml:space="preserve">。解释原因。</w:t>
       </w:r>
     </w:p>
-    <w:bookmarkEnd w:id="41"/>
-    <w:bookmarkStart w:id="42" w:name="提高训练"/>
+    <w:bookmarkEnd w:id="44"/>
+    <w:bookmarkStart w:id="45" w:name="提高训练"/>
     <w:p>
       <w:pPr>
         <w:pStyle w:val="Heading3"/>
@@ -33893,6 +34984,14 @@
         </w:numPr>
       </w:pPr>
       <m:oMath>
+        <m:oMathPr>
+          <m:ctrlPr>
+            <w:rPr>
+              <w:sz w:val="28"/>
+              <w:szCs w:val="28"/>
+            </w:rPr>
+          </m:ctrlPr>
+        </m:oMathPr>
         <m:r>
           <m:rPr>
             <m:sty m:val="p"/>
@@ -33982,6 +35081,14 @@
         <w:t xml:space="preserve">为反磁性，</w:t>
       </w:r>
       <m:oMath>
+        <m:oMathPr>
+          <m:ctrlPr>
+            <w:rPr>
+              <w:sz w:val="28"/>
+              <w:szCs w:val="28"/>
+            </w:rPr>
+          </m:ctrlPr>
+        </m:oMathPr>
         <m:r>
           <m:rPr>
             <m:sty m:val="p"/>
@@ -34083,6 +35190,14 @@
         <w:t xml:space="preserve">为顺磁性（</w:t>
       </w:r>
       <m:oMath>
+        <m:oMathPr>
+          <m:ctrlPr>
+            <w:rPr>
+              <w:sz w:val="28"/>
+              <w:szCs w:val="28"/>
+            </w:rPr>
+          </m:ctrlPr>
+        </m:oMathPr>
         <m:r>
           <m:t>μ</m:t>
         </m:r>
@@ -34144,6 +35259,14 @@
         <w:t xml:space="preserve"> </w:t>
       </w:r>
       <m:oMath>
+        <m:oMathPr>
+          <m:ctrlPr>
+            <w:rPr>
+              <w:sz w:val="28"/>
+              <w:szCs w:val="28"/>
+            </w:rPr>
+          </m:ctrlPr>
+        </m:oMathPr>
         <m:r>
           <m:rPr>
             <m:sty m:val="p"/>
@@ -34247,6 +35370,14 @@
         <w:t xml:space="preserve"> </w:t>
       </w:r>
       <m:oMath>
+        <m:oMathPr>
+          <m:ctrlPr>
+            <w:rPr>
+              <w:sz w:val="28"/>
+              <w:szCs w:val="28"/>
+            </w:rPr>
+          </m:ctrlPr>
+        </m:oMathPr>
         <m:r>
           <m:rPr>
             <m:sty m:val="p"/>
@@ -34348,6 +35479,14 @@
         <w:t xml:space="preserve">的光谱数据：</w:t>
       </w:r>
       <m:oMath>
+        <m:oMathPr>
+          <m:ctrlPr>
+            <w:rPr>
+              <w:sz w:val="28"/>
+              <w:szCs w:val="28"/>
+            </w:rPr>
+          </m:ctrlPr>
+        </m:oMathPr>
         <m:sSub>
           <m:e>
             <m:r>
@@ -34410,6 +35549,14 @@
         <w:t xml:space="preserve">，</w:t>
       </w:r>
       <m:oMath>
+        <m:oMathPr>
+          <m:ctrlPr>
+            <w:rPr>
+              <w:sz w:val="28"/>
+              <w:szCs w:val="28"/>
+            </w:rPr>
+          </m:ctrlPr>
+        </m:oMathPr>
         <m:sSub>
           <m:e>
             <m:r>
@@ -34493,6 +35640,14 @@
         <w:t xml:space="preserve"> </w:t>
       </w:r>
       <m:oMath>
+        <m:oMathPr>
+          <m:ctrlPr>
+            <w:rPr>
+              <w:sz w:val="28"/>
+              <w:szCs w:val="28"/>
+            </w:rPr>
+          </m:ctrlPr>
+        </m:oMathPr>
         <m:sSub>
           <m:e>
             <m:r>
@@ -34532,60 +35687,68 @@
           <w:rFonts w:hint="eastAsia" w:eastAsia="SimSun" w:ascii="Times New Roman" w:hAnsi="Times New Roman"/>
         </w:rPr>
         <w:t xml:space="preserve">，</w:t>
+      </w:r>
+      <m:oMath>
+        <m:oMathPr>
+          <m:ctrlPr>
+            <w:rPr>
+              <w:sz w:val="28"/>
+              <w:szCs w:val="28"/>
+            </w:rPr>
+          </m:ctrlPr>
+        </m:oMathPr>
+        <m:sSub>
+          <m:e>
+            <m:r>
+              <m:t>E</m:t>
+            </m:r>
+          </m:e>
+          <m:sub>
+            <m:r>
+              <m:t>1</m:t>
+            </m:r>
+          </m:sub>
+        </m:sSub>
+        <m:r>
+          <m:rPr>
+            <m:sty m:val="p"/>
+          </m:rPr>
+          <m:t>/</m:t>
+        </m:r>
+        <m:r>
+          <m:t>B</m:t>
+        </m:r>
+        <m:r>
+          <m:rPr>
+            <m:sty m:val="p"/>
+          </m:rPr>
+          <m:t>=</m:t>
+        </m:r>
+        <m:r>
+          <m:t>26.5</m:t>
+        </m:r>
+      </m:oMath>
+      <w:r>
+        <w:rPr>
+          <w:rFonts w:hint="eastAsia" w:eastAsia="SimSun" w:ascii="Times New Roman" w:hAnsi="Times New Roman"/>
+        </w:rPr>
+        <w:t xml:space="preserve">。求</w:t>
+      </w:r>
+      <w:r>
+        <w:t xml:space="preserve"> </w:t>
+      </w:r>
+      <m:oMath>
+        <m:r>
+          <m:t>B</m:t>
+        </m:r>
+      </m:oMath>
+      <w:r>
+        <w:t xml:space="preserve">、</w:t>
       </w:r>
       <m:oMath>
         <m:sSub>
           <m:e>
             <m:r>
-              <m:t>E</m:t>
-            </m:r>
-          </m:e>
-          <m:sub>
-            <m:r>
-              <m:t>1</m:t>
-            </m:r>
-          </m:sub>
-        </m:sSub>
-        <m:r>
-          <m:rPr>
-            <m:sty m:val="p"/>
-          </m:rPr>
-          <m:t>/</m:t>
-        </m:r>
-        <m:r>
-          <m:t>B</m:t>
-        </m:r>
-        <m:r>
-          <m:rPr>
-            <m:sty m:val="p"/>
-          </m:rPr>
-          <m:t>=</m:t>
-        </m:r>
-        <m:r>
-          <m:t>26.5</m:t>
-        </m:r>
-      </m:oMath>
-      <w:r>
-        <w:rPr>
-          <w:rFonts w:hint="eastAsia" w:eastAsia="SimSun" w:ascii="Times New Roman" w:hAnsi="Times New Roman"/>
-        </w:rPr>
-        <w:t xml:space="preserve">。求</w:t>
-      </w:r>
-      <w:r>
-        <w:t xml:space="preserve"> </w:t>
-      </w:r>
-      <m:oMath>
-        <m:r>
-          <m:t>B</m:t>
-        </m:r>
-      </m:oMath>
-      <w:r>
-        <w:t xml:space="preserve">、</w:t>
-      </w:r>
-      <m:oMath>
-        <m:sSub>
-          <m:e>
-            <m:r>
               <m:rPr>
                 <m:sty m:val="p"/>
               </m:rPr>
@@ -34626,6 +35789,14 @@
         <w:t xml:space="preserve"> </w:t>
       </w:r>
       <m:oMath>
+        <m:oMathPr>
+          <m:ctrlPr>
+            <w:rPr>
+              <w:sz w:val="28"/>
+              <w:szCs w:val="28"/>
+            </w:rPr>
+          </m:ctrlPr>
+        </m:oMathPr>
         <m:sSub>
           <m:e>
             <m:r>
@@ -34688,8 +35859,8 @@
         <w:t xml:space="preserve">）。</w:t>
       </w:r>
     </w:p>
-    <w:bookmarkEnd w:id="42"/>
-    <w:bookmarkStart w:id="43" w:name="挑战题"/>
+    <w:bookmarkEnd w:id="45"/>
+    <w:bookmarkStart w:id="46" w:name="挑战题"/>
     <w:p>
       <w:pPr>
         <w:pStyle w:val="Heading3"/>
@@ -34859,6 +36030,14 @@
         <w:t xml:space="preserve"> </w:t>
       </w:r>
       <m:oMath>
+        <m:oMathPr>
+          <m:ctrlPr>
+            <w:rPr>
+              <w:sz w:val="28"/>
+              <w:szCs w:val="28"/>
+            </w:rPr>
+          </m:ctrlPr>
+        </m:oMathPr>
         <m:r>
           <m:rPr>
             <m:sty m:val="p"/>
@@ -35044,6 +36223,14 @@
         <w:t xml:space="preserve"> </w:t>
       </w:r>
       <m:oMath>
+        <m:oMathPr>
+          <m:ctrlPr>
+            <w:rPr>
+              <w:sz w:val="28"/>
+              <w:szCs w:val="28"/>
+            </w:rPr>
+          </m:ctrlPr>
+        </m:oMathPr>
         <m:r>
           <m:rPr>
             <m:sty m:val="p"/>
@@ -35303,6 +36490,14 @@
         <w:t xml:space="preserve"> </w:t>
       </w:r>
       <m:oMath>
+        <m:oMathPr>
+          <m:ctrlPr>
+            <w:rPr>
+              <w:sz w:val="28"/>
+              <w:szCs w:val="28"/>
+            </w:rPr>
+          </m:ctrlPr>
+        </m:oMathPr>
         <m:r>
           <m:t>D</m:t>
         </m:r>
@@ -35393,9 +36588,9 @@
         </w:pict>
       </w:r>
     </w:p>
-    <w:bookmarkEnd w:id="43"/>
-    <w:bookmarkEnd w:id="44"/>
-    <w:bookmarkStart w:id="45" w:name="十一参考答案与提示"/>
+    <w:bookmarkEnd w:id="46"/>
+    <w:bookmarkEnd w:id="47"/>
+    <w:bookmarkStart w:id="48" w:name="十一参考答案与提示"/>
     <w:p>
       <w:pPr>
         <w:pStyle w:val="Heading2"/>
@@ -35435,6 +36630,14 @@
         </w:numPr>
       </w:pPr>
       <m:oMath>
+        <m:oMathPr>
+          <m:ctrlPr>
+            <w:rPr>
+              <w:sz w:val="28"/>
+              <w:szCs w:val="28"/>
+            </w:rPr>
+          </m:ctrlPr>
+        </m:oMathPr>
         <m:r>
           <m:rPr>
             <m:sty m:val="p"/>
@@ -35521,6 +36724,14 @@
         <w:t xml:space="preserve">：</w:t>
       </w:r>
       <m:oMath>
+        <m:oMathPr>
+          <m:ctrlPr>
+            <w:rPr>
+              <w:sz w:val="28"/>
+              <w:szCs w:val="28"/>
+            </w:rPr>
+          </m:ctrlPr>
+        </m:oMathPr>
         <m:r>
           <m:t>μ</m:t>
         </m:r>
@@ -35565,6 +36776,14 @@
         <w:t xml:space="preserve">低自旋（t₂g⁶e_g¹）。</w:t>
       </w:r>
       <m:oMath>
+        <m:oMathPr>
+          <m:ctrlPr>
+            <w:rPr>
+              <w:sz w:val="28"/>
+              <w:szCs w:val="28"/>
+            </w:rPr>
+          </m:ctrlPr>
+        </m:oMathPr>
         <m:r>
           <m:rPr>
             <m:sty m:val="p"/>
@@ -35663,6 +36882,14 @@
         <w:t xml:space="preserve">：</w:t>
       </w:r>
       <m:oMath>
+        <m:oMathPr>
+          <m:ctrlPr>
+            <w:rPr>
+              <w:sz w:val="28"/>
+              <w:szCs w:val="28"/>
+            </w:rPr>
+          </m:ctrlPr>
+        </m:oMathPr>
         <m:r>
           <m:t>μ</m:t>
         </m:r>
@@ -35724,6 +36951,14 @@
         <w:t xml:space="preserve">氧化态：</w:t>
       </w:r>
       <m:oMath>
+        <m:oMathPr>
+          <m:ctrlPr>
+            <w:rPr>
+              <w:sz w:val="28"/>
+              <w:szCs w:val="28"/>
+            </w:rPr>
+          </m:ctrlPr>
+        </m:oMathPr>
         <m:r>
           <m:t>2</m:t>
         </m:r>
@@ -35952,6 +37187,14 @@
         </w:numPr>
       </w:pPr>
       <m:oMath>
+        <m:oMathPr>
+          <m:ctrlPr>
+            <w:rPr>
+              <w:sz w:val="28"/>
+              <w:szCs w:val="28"/>
+            </w:rPr>
+          </m:ctrlPr>
+        </m:oMathPr>
         <m:r>
           <m:rPr>
             <m:sty m:val="p"/>
@@ -36065,6 +37308,14 @@
         <w:t xml:space="preserve">平面四方，n=0）。</w:t>
       </w:r>
       <m:oMath>
+        <m:oMathPr>
+          <m:ctrlPr>
+            <w:rPr>
+              <w:sz w:val="28"/>
+              <w:szCs w:val="28"/>
+            </w:rPr>
+          </m:ctrlPr>
+        </m:oMathPr>
         <m:r>
           <m:rPr>
             <m:sty m:val="p"/>
@@ -36313,6 +37564,14 @@
         <w:t xml:space="preserve"> </w:t>
       </w:r>
       <m:oMath>
+        <m:oMathPr>
+          <m:ctrlPr>
+            <w:rPr>
+              <w:sz w:val="28"/>
+              <w:szCs w:val="28"/>
+            </w:rPr>
+          </m:ctrlPr>
+        </m:oMathPr>
         <m:r>
           <m:rPr>
             <m:sty m:val="p"/>
@@ -36390,6 +37649,14 @@
         <w:t xml:space="preserve"> </w:t>
       </w:r>
       <m:oMath>
+        <m:oMathPr>
+          <m:ctrlPr>
+            <w:rPr>
+              <w:sz w:val="28"/>
+              <w:szCs w:val="28"/>
+            </w:rPr>
+          </m:ctrlPr>
+        </m:oMathPr>
         <m:r>
           <m:rPr>
             <m:sty m:val="p"/>
@@ -36675,6 +37942,14 @@
         </w:numPr>
       </w:pPr>
       <m:oMath>
+        <m:oMathPr>
+          <m:ctrlPr>
+            <w:rPr>
+              <w:sz w:val="28"/>
+              <w:szCs w:val="28"/>
+            </w:rPr>
+          </m:ctrlPr>
+        </m:oMathPr>
         <m:r>
           <m:t>B</m:t>
         </m:r>
@@ -36746,6 +38021,14 @@
         <w:t xml:space="preserve">，</w:t>
       </w:r>
       <m:oMath>
+        <m:oMathPr>
+          <m:ctrlPr>
+            <w:rPr>
+              <w:sz w:val="28"/>
+              <w:szCs w:val="28"/>
+            </w:rPr>
+          </m:ctrlPr>
+        </m:oMathPr>
         <m:sSub>
           <m:e>
             <m:r>
@@ -36829,6 +38112,14 @@
         <w:t xml:space="preserve">，</w:t>
       </w:r>
       <m:oMath>
+        <m:oMathPr>
+          <m:ctrlPr>
+            <w:rPr>
+              <w:sz w:val="28"/>
+              <w:szCs w:val="28"/>
+            </w:rPr>
+          </m:ctrlPr>
+        </m:oMathPr>
         <m:r>
           <m:t>β</m:t>
         </m:r>
@@ -36902,6 +38193,14 @@
         </w:numPr>
       </w:pPr>
       <m:oMath>
+        <m:oMathPr>
+          <m:ctrlPr>
+            <w:rPr>
+              <w:sz w:val="28"/>
+              <w:szCs w:val="28"/>
+            </w:rPr>
+          </m:ctrlPr>
+        </m:oMathPr>
         <m:r>
           <m:rPr>
             <m:sty m:val="p"/>
@@ -37111,6 +38410,14 @@
         <w:t xml:space="preserve">轨道分裂：</w:t>
       </w:r>
       <m:oMath>
+        <m:oMathPr>
+          <m:ctrlPr>
+            <w:rPr>
+              <w:sz w:val="28"/>
+              <w:szCs w:val="28"/>
+            </w:rPr>
+          </m:ctrlPr>
+        </m:oMathPr>
         <m:sSub>
           <m:e>
             <m:r>
@@ -37490,6 +38797,14 @@
         <w:t xml:space="preserve"> </w:t>
       </w:r>
       <m:oMath>
+        <m:oMathPr>
+          <m:ctrlPr>
+            <w:rPr>
+              <w:sz w:val="28"/>
+              <w:szCs w:val="28"/>
+            </w:rPr>
+          </m:ctrlPr>
+        </m:oMathPr>
         <m:sSub>
           <m:e>
             <m:r>
@@ -37698,8 +39013,8 @@
         </w:pict>
       </w:r>
     </w:p>
-    <w:bookmarkEnd w:id="45"/>
-    <w:bookmarkEnd w:id="46"/>
+    <w:bookmarkEnd w:id="48"/>
+    <w:bookmarkEnd w:id="49"/>
     <w:sectPr>
       <w:footerReference w:type="default" r:id="rId9"/>
       <w:footnotePr>
